--- a/spa/docx/43.content.docx
+++ b/spa/docx/43.content.docx
@@ -11,6 +11,15 @@
         <w:pStyle w:val="Heading2"/>
       </w:pPr>
       <w:r>
+        <w:t>Resource: Notas de Estudio (Tyndale)</w:t>
+      </w:r>
+      <w:r/>
+    </w:p>
+    <w:p>
+      <w:pPr>
+        <w:pStyle w:val="Heading2"/>
+      </w:pPr>
+      <w:r>
         <w:t>License Information</w:t>
       </w:r>
       <w:r/>
@@ -21,7 +30,7 @@
         <w:rPr>
           <w:b/>
         </w:rPr>
-        <w:t>Study Notes (Tyndale)</w:t>
+        <w:t>Notas de Estudio (Tyndale)</w:t>
       </w:r>
       <w:r>
         <w:t xml:space="preserve"> (Spanish) is based on</w:t>
@@ -74,7 +83,7 @@
         <w:pStyle w:val="Heading1"/>
       </w:pPr>
       <w:r>
-        <w:t>Study Notes (Tyndale)</w:t>
+        <w:t>Notas de Estudio (Tyndale)</w:t>
       </w:r>
     </w:p>
     <w:p>
@@ -83,6 +92,51 @@
           <w:headerReference w:type="even" r:id="rId8"/>
           <w:headerReference w:type="default" r:id="rId9"/>
           <w:footerReference w:type="default" r:id="rId10"/>
+          <w:footnotePr>
+            <w:numRestart w:val="eachSect"/>
+          </w:footnotePr>
+          <w:type w:val="continuous"/>
+          <w:pgSz w:w="12240" w:h="15840" w:code="1"/>
+          <w:pgMar w:top="1440" w:right="1440" w:bottom="1440" w:left="1440" w:header="504" w:footer="504" w:gutter="0"/>
+          <w:cols w:space="708"/>
+          <w:titlePg/>
+          <w:docGrid w:linePitch="360"/>
+        </w:sectPr>
+      </w:pPr>
+    </w:p>
+    <w:p>
+      <w:r/>
+    </w:p>
+    <w:p>
+      <w:pPr>
+        <w:pStyle w:val="Heading2"/>
+      </w:pPr>
+      <w:r>
+        <w:t>JHN</w:t>
+      </w:r>
+      <w:r/>
+    </w:p>
+    <w:p>
+      <w:r/>
+      <w:r>
+        <w:rPr>
+          <w:i/>
+        </w:rPr>
+        <w:t>Juan 1:1, Juan 1:1–18, Juan 1:3, Juan 1:4, Juan 1:4–5, Juan 1:5, Juan 1:6–9, Juan 1:8, Juan 1:10, Juan 1:12, Juan 1:13, Juan 1:14, Juan 1:15, Juan 1:17, Juan 1:18, Juan 1:19–51, Juan 1:19–12.50, Juan 1:20, Juan 1:21, Juan 1:22–23, Juan 1:24, Juan 1:25–26, Juan 1:27, Juan 1:29, Juan 1:32, Juan 1:34, Juan 1:35–51, Juan 1:40–42, Juan 1:43–44, Juan 1:45, Juan 1:46, Juan 1:47, Juan 1:48–49, Juan 1:51, Juan 2:1, Juan 2:1–25, Juan 2:1–10.42, Juan 2:3, Juan 2:4, Juan 2:6, Juan 2:9–10, Juan 2:11, Juan 2:13, Juan 2:14–17, Juan 2:19–21, Juan 2:22, Juan 2:24, Juan 3:1, Juan 3:2, Juan 3:3, Juan 3:5, Juan 3:8, Juan 3:13, Juan 3:14–15, Juan 3:16, Juan 3:16–21, Juan 3:18, Juan 3:19–20, Juan 3:22, Juan 3:22–36, Juan 3:24, Juan 3:26, Juan 3:27–35, Juan 3:29, Juan 3:31, Juan 3:34–35, Juan 3:36, Juan 4:1–42, Juan 4:2, Juan 4:3, Juan 4:4–6, Juan 4:7, Juan 4:9, Juan 4:10, Juan 4:11, Juan 4:12, Juan 4:14, Juan 4:15, Juan 4:16–18, Juan 4:19, Juan 4:19–20, Juan 4:20, Juan 4:21–22, Juan 4:24, Juan 4:26, Juan 4:27–30, Juan 4:32–34, Juan 4:35, Juan 4:38, Juan 4:39–40, Juan 4:42, Juan 4:44–45, Juan 4:48, Juan 4:50, Juan 4:53, Juan 4:54, Juan 5:1, Juan 5:1–40, Juan 5:1–10.42, Juan 5:2, Juan 5:3, Juan 5:5, Juan 5:8–9, Juan 5:12, Juan 5:14, Juan 5:17, Juan 5:19–30, Juan 5:21, Juan 5:22, Juan 5:23, Juan 5:24, Juan 5:31–40, Juan 5:32, Juan 5:33–35, Juan 5:36, Juan 5:39–40, Juan 5:41–47, Juan 5:42, Juan 5:44, Juan 5:45–46, Juan 6:1–15, Juan 6:1–71, Juan 6:5, Juan 6:9, Juan 6:10, Juan 6:11, Juan 6:14, Juan 6:15, Juan 6:18, Juan 6:19, Juan 6:20, Juan 6:21, Juan 6:24, Juan 6:26, Juan 6:26–59, Juan 6:27, Juan 6:30, Juan 6:32–33, Juan 6:34, Juan 6:35, Juan 6:37, Juan 6:37–40, Juan 6:41–42, Juan 6:43–51, Juan 6:49–50, Juan 6:51, Juan 6:53–58, Juan 6:60–61, Juan 6:63, Juan 6:65, Juan 6:68–69, Juan 6:70–71, Juan 7:1–52, Juan 7:2, Juan 7:3–5, Juan 7:6–8, Juan 7:15, Juan 7:17, Juan 7:19, Juan 7:20, Juan 7:22, Juan 7:27, Juan 7:29, Juan 7:30, Juan 7:32–36, Juan 7:37–38, Juan 7:39, Juan 7:41–42, Juan 7:45–52, Juan 7:49–51, Juan 7:52, Juan 7:53–8.11, Juan 8:3, Juan 8:4, Juan 8:5, Juan 8:6, Juan 8:7, Juan 8:9, Juan 8:11, Juan 8:12, Juan 8:12–59, Juan 8:13, Juan 8:14–15, Juan 8:19, Juan 8:20, Juan 8:21, Juan 8:23, Juan 8:24, Juan 8:25, Juan 8:28, Juan 8:30, Juan 8:31–32, Juan 8:33, Juan 8:35, Juan 8:37–41, Juan 8:41, Juan 8:44, Juan 8:48–49, Juan 8:53, Juan 8:56, Juan 8:57, Juan 8:58, Juan 8:59, Juan 9:1–41, Juan 9:2, Juan 9:5, Juan 9:6, Juan 9:7, Juan 9:11, Juan 9:13, Juan 9:17, Juan 9:18, Juan 9:20–22, Juan 9:24, Juan 9:28–29, Juan 9:30, Juan 9:32–33, Juan 9:34, Juan 9:35, Juan 9:35–38, Juan 9:40–41, Juan 10:1, Juan 10:1–21, Juan 10:1–42, Juan 10:3, Juan 10:4, Juan 10:7, Juan 10:9, Juan 10:10, Juan 10:11–13, Juan 10:11–14, Juan 10:14–17, Juan 10:15, Juan 10:16, Juan 10:18, Juan 10:19–21, Juan 10:22, Juan 10:23, Juan 10:24, Juan 10:25, Juan 10:25–42, Juan 10:27–29, Juan 10:30, Juan 10:31–33, Juan 10:34–36, Juan 10:38, Juan 10:40, Juan 10:41, Juan 10:42, Juan 11:1, Juan 11:1–57, Juan 11:3, Juan 11:4, Juan 11:6, Juan 11:8, Juan 11:16, Juan 11:17, Juan 11:19, Juan 11:21, Juan 11:22, Juan 11:24, Juan 11:25, Juan 11:26–27, Juan 11:28–32, Juan 11:33, Juan 11:39, Juan 11:45–46, Juan 11:48, Juan 11:49, Juan 11:50–51, Juan 11:52, Juan 11:53–54, Juan 11:55–57, Juan 12:1, Juan 12:1–50, Juan 12:2, Juan 12:3, Juan 12:5, Juan 12:7, Juan 12:8, Juan 12:12, Juan 12:13, Juan 12:14, Juan 12:16, Juan 12:17–19, Juan 12:19, Juan 12:20, Juan 12:21, Juan 12:23, Juan 12:24, Juan 12:25, Juan 12:27, Juan 12:28, Juan 12:29, Juan 12:31–33, Juan 12:32–34, Juan 12:34, Juan 12:36, Juan 12:37, Juan 12:39–40, Juan 12:41, Juan 12:42–43, Juan 12:44–50, Juan 12:49–50, Juan 13:1–38, Juan 13:1–20.31, Juan 13:2, Juan 13:4–5, Juan 13:8, Juan 13:9, Juan 13:10, Juan 13:14–15, Juan 13:16, Juan 13:18, Juan 13:19, Juan 13:21, Juan 13:23, Juan 13:25, Juan 13:26, Juan 13:27, Juan 13:28–29, Juan 13:30, Juan 13:31, Juan 13:31–17.26, Juan 13:33, Juan 13:34–35, Juan 13:37, Juan 14:1, Juan 14:1–31, Juan 14:2, Juan 14:3, Juan 14:6, Juan 14:8, Juan 14:9, Juan 14:10, Juan 14:12, Juan 14:15, Juan 14:16, Juan 14:17, Juan 14:18, Juan 14:20, Juan 14:22, Juan 14:23–24, Juan 14:26, Juan 14:27, Juan 14:28, Juan 14:30, Juan 15:1, Juan 15:1–27, Juan 15:2–3, Juan 15:4, Juan 15:6, Juan 15:7, Juan 15:8, Juan 15:10, Juan 15:12–13, Juan 15:14–16, Juan 15:15, Juan 15:18–27, Juan 15:20, Juan 15:22–24, Juan 15:25, Juan 15:26, Juan 15:27, Juan 16:1–2, Juan 16:7, Juan 16:8, Juan 16:8–11, Juan 16:11, Juan 16:13, Juan 16:16, Juan 16:16–33, Juan 16:20, Juan 16:21, Juan 16:23–24, Juan 16:25, Juan 16:26–27, Juan 16:33, Juan 17:1, Juan 17:1–26, Juan 17:2, Juan 17:3, Juan 17:4, Juan 17:5, Juan 17:6, Juan 17:8, Juan 17:9–19, Juan 17:10, Juan 17:11, Juan 17:12–13, Juan 17:14, Juan 17:16–18, Juan 17:19, Juan 17:20, Juan 17:21, Juan 17:22, Juan 17:23, Juan 17:24, Juan 17:26, Juan 18:1–2, Juan 18:1–40, Juan 18:3, Juan 18:5, Juan 18:6, Juan 18:8, Juan 18:9, Juan 18:10–11, Juan 18:12–14, Juan 18:14, Juan 18:15, Juan 18:16–17, Juan 18:19, Juan 18:20–21, Juan 18:22–23, Juan 18:24, Juan 18:25–27, Juan 18:28, Juan 18:29, Juan 18:31–32, Juan 18:33, Juan 18:34–35, Juan 18:36–37, Juan 18:38–39, Juan 18:40, Juan 19:1–16, Juan 19:2, Juan 19:4–6, Juan 19:6, Juan 19:7, Juan 19:8–9, Juan 19:10–11, Juan 19:12, Juan 19:13, Juan 19:14, Juan 19:15, Juan 19:16, Juan 19:17, Juan 19:18, Juan 19:19–22, Juan 19:23–24, Juan 19:25–26, Juan 19:27, Juan 19:29, Juan 19:30, Juan 19:31–33, Juan 19:34, Juan 19:35, Juan 19:36, Juan 19:37, Juan 19:38, Juan 19:39, Juan 19:41, Juan 19:42, Juan 20:1, Juan 20:2, Juan 20:3–10, Juan 20:6–7, Juan 20:8–9, Juan 20:11–13, Juan 20:14–15, Juan 20:16, Juan 20:17, Juan 20:18, Juan 20:19, Juan 20:20, Juan 20:21, Juan 20:22, Juan 20:23, Juan 20:24–25, Juan 20:26–27, Juan 20:28, Juan 20:29, Juan 20:30–31, Juan 20:31, Juan 21:1–25, Juan 21:2, Juan 21:3, Juan 21:4, Juan 21:6, Juan 21:7, Juan 21:9, Juan 21:11, Juan 21:12–13, Juan 21:14, Juan 21:15, Juan 21:15–17, Juan 21:17, Juan 21:18, Juan 21:19, Juan 21:20–22, Juan 21:23, Juan 21:24, Juan 21:25</w:t>
+      </w:r>
+      <w:r/>
+    </w:p>
+    <w:p>
+      <w:r/>
+      <w:r>
+        <w:t xml:space="preserve"> </w:t>
+      </w:r>
+      <w:r/>
+      <w:r/>
+    </w:p>
+    <w:p>
+      <w:pPr>
+        <w:sectPr>
           <w:footnotePr>
             <w:numRestart w:val="eachSect"/>
           </w:footnotePr>

--- a/spa/docx/43.content.docx
+++ b/spa/docx/43.content.docx
@@ -163,13 +163,6 @@
         <w:rPr>
           <w:lang w:val="es_ES" w:bidi="es_ES"/>
         </w:rPr>
-      </w:r>
-      <w:r>
-        <w:rPr>
-          <w:i/>
-          <w:lang w:val="es_ES" w:bidi="es_ES"/>
-        </w:rPr>
-        <w:t>Juan 1:1, Juan 1:1–18, Juan 1:3, Juan 1:4, Juan 1:4–5, Juan 1:5, Juan 1:6–9, Juan 1:8, Juan 1:10, Juan 1:12, Juan 1:13, Juan 1:14, Juan 1:15, Juan 1:17, Juan 1:18, Juan 1:19–51, Juan 1:19–12.50, Juan 1:20, Juan 1:21, Juan 1:22–23, Juan 1:24, Juan 1:25–26, Juan 1:27, Juan 1:29, Juan 1:32, Juan 1:34, Juan 1:35–51, Juan 1:40–42, Juan 1:43–44, Juan 1:45, Juan 1:46, Juan 1:47, Juan 1:48–49, Juan 1:51, Juan 2:1, Juan 2:1–25, Juan 2:1–10.42, Juan 2:3, Juan 2:4, Juan 2:6, Juan 2:9–10, Juan 2:11, Juan 2:13, Juan 2:14–17, Juan 2:19–21, Juan 2:22, Juan 2:24, Juan 3:1, Juan 3:2, Juan 3:3, Juan 3:5, Juan 3:8, Juan 3:13, Juan 3:14–15, Juan 3:16, Juan 3:16–21, Juan 3:18, Juan 3:19–20, Juan 3:22, Juan 3:22–36, Juan 3:24, Juan 3:26, Juan 3:27–35, Juan 3:29, Juan 3:31, Juan 3:34–35, Juan 3:36, Juan 4:1–42, Juan 4:2, Juan 4:3, Juan 4:4–6, Juan 4:7, Juan 4:9, Juan 4:10, Juan 4:11, Juan 4:12, Juan 4:14, Juan 4:15, Juan 4:16–18, Juan 4:19, Juan 4:19–20, Juan 4:20, Juan 4:21–22, Juan 4:24, Juan 4:26, Juan 4:27–30, Juan 4:32–34, Juan 4:35, Juan 4:38, Juan 4:39–40, Juan 4:42, Juan 4:44–45, Juan 4:48, Juan 4:50, Juan 4:53, Juan 4:54, Juan 5:1, Juan 5:1–40, Juan 5:1–10.42, Juan 5:2, Juan 5:3, Juan 5:5, Juan 5:8–9, Juan 5:12, Juan 5:14, Juan 5:17, Juan 5:19–30, Juan 5:21, Juan 5:22, Juan 5:23, Juan 5:24, Juan 5:31–40, Juan 5:32, Juan 5:33–35, Juan 5:36, Juan 5:39–40, Juan 5:41–47, Juan 5:42, Juan 5:44, Juan 5:45–46, Juan 6:1–15, Juan 6:1–71, Juan 6:5, Juan 6:9, Juan 6:10, Juan 6:11, Juan 6:14, Juan 6:15, Juan 6:18, Juan 6:19, Juan 6:20, Juan 6:21, Juan 6:24, Juan 6:26, Juan 6:26–59, Juan 6:27, Juan 6:30, Juan 6:32–33, Juan 6:34, Juan 6:35, Juan 6:37, Juan 6:37–40, Juan 6:41–42, Juan 6:43–51, Juan 6:49–50, Juan 6:51, Juan 6:53–58, Juan 6:60–61, Juan 6:63, Juan 6:65, Juan 6:68–69, Juan 6:70–71, Juan 7:1–52, Juan 7:2, Juan 7:3–5, Juan 7:6–8, Juan 7:15, Juan 7:17, Juan 7:19, Juan 7:20, Juan 7:22, Juan 7:27, Juan 7:29, Juan 7:30, Juan 7:32–36, Juan 7:37–38, Juan 7:39, Juan 7:41–42, Juan 7:45–52, Juan 7:49–51, Juan 7:52, Juan 7:53–8.11, Juan 8:3, Juan 8:4, Juan 8:5, Juan 8:6, Juan 8:7, Juan 8:9, Juan 8:11, Juan 8:12, Juan 8:12–59, Juan 8:13, Juan 8:14–15, Juan 8:19, Juan 8:20, Juan 8:21, Juan 8:23, Juan 8:24, Juan 8:25, Juan 8:28, Juan 8:30, Juan 8:31–32, Juan 8:33, Juan 8:35, Juan 8:37–41, Juan 8:41, Juan 8:44, Juan 8:48–49, Juan 8:53, Juan 8:56, Juan 8:57, Juan 8:58, Juan 8:59, Juan 9:1–41, Juan 9:2, Juan 9:5, Juan 9:6, Juan 9:7, Juan 9:11, Juan 9:13, Juan 9:17, Juan 9:18, Juan 9:20–22, Juan 9:24, Juan 9:28–29, Juan 9:30, Juan 9:32–33, Juan 9:34, Juan 9:35, Juan 9:35–38, Juan 9:40–41, Juan 10:1, Juan 10:1–21, Juan 10:1–42, Juan 10:3, Juan 10:4, Juan 10:7, Juan 10:9, Juan 10:10, Juan 10:11–13, Juan 10:11–14, Juan 10:14–17, Juan 10:15, Juan 10:16, Juan 10:18, Juan 10:19–21, Juan 10:22, Juan 10:23, Juan 10:24, Juan 10:25, Juan 10:25–42, Juan 10:27–29, Juan 10:30, Juan 10:31–33, Juan 10:34–36, Juan 10:38, Juan 10:40, Juan 10:41, Juan 10:42, Juan 11:1, Juan 11:1–57, Juan 11:3, Juan 11:4, Juan 11:6, Juan 11:8, Juan 11:16, Juan 11:17, Juan 11:19, Juan 11:21, Juan 11:22, Juan 11:24, Juan 11:25, Juan 11:26–27, Juan 11:28–32, Juan 11:33, Juan 11:39, Juan 11:45–46, Juan 11:48, Juan 11:49, Juan 11:50–51, Juan 11:52, Juan 11:53–54, Juan 11:55–57, Juan 12:1, Juan 12:1–50, Juan 12:2, Juan 12:3, Juan 12:5, Juan 12:7, Juan 12:8, Juan 12:12, Juan 12:13, Juan 12:14, Juan 12:16, Juan 12:17–19, Juan 12:19, Juan 12:20, Juan 12:21, Juan 12:23, Juan 12:24, Juan 12:25, Juan 12:27, Juan 12:28, Juan 12:29, Juan 12:31–33, Juan 12:32–34, Juan 12:34, Juan 12:36, Juan 12:37, Juan 12:39–40, Juan 12:41, Juan 12:42–43, Juan 12:44–50, Juan 12:49–50, Juan 13:1–38, Juan 13:1–20.31, Juan 13:2, Juan 13:4–5, Juan 13:8, Juan 13:9, Juan 13:10, Juan 13:14–15, Juan 13:16, Juan 13:18, Juan 13:19, Juan 13:21, Juan 13:23, Juan 13:25, Juan 13:26, Juan 13:27, Juan 13:28–29, Juan 13:30, Juan 13:31, Juan 13:31–17.26, Juan 13:33, Juan 13:34–35, Juan 13:37, Juan 14:1, Juan 14:1–31, Juan 14:2, Juan 14:3, Juan 14:6, Juan 14:8, Juan 14:9, Juan 14:10, Juan 14:12, Juan 14:15, Juan 14:16, Juan 14:17, Juan 14:18, Juan 14:20, Juan 14:22, Juan 14:23–24, Juan 14:26, Juan 14:27, Juan 14:28, Juan 14:30, Juan 15:1, Juan 15:1–27, Juan 15:2–3, Juan 15:4, Juan 15:6, Juan 15:7, Juan 15:8, Juan 15:10, Juan 15:12–13, Juan 15:14–16, Juan 15:15, Juan 15:18–27, Juan 15:20, Juan 15:22–24, Juan 15:25, Juan 15:26, Juan 15:27, Juan 16:1–2, Juan 16:7, Juan 16:8, Juan 16:8–11, Juan 16:11, Juan 16:13, Juan 16:16, Juan 16:16–33, Juan 16:20, Juan 16:21, Juan 16:23–24, Juan 16:25, Juan 16:26–27, Juan 16:33, Juan 17:1, Juan 17:1–26, Juan 17:2, Juan 17:3, Juan 17:4, Juan 17:5, Juan 17:6, Juan 17:8, Juan 17:9–19, Juan 17:10, Juan 17:11, Juan 17:12–13, Juan 17:14, Juan 17:16–18, Juan 17:19, Juan 17:20, Juan 17:21, Juan 17:22, Juan 17:23, Juan 17:24, Juan 17:26, Juan 18:1–2, Juan 18:1–40, Juan 18:3, Juan 18:5, Juan 18:6, Juan 18:8, Juan 18:9, Juan 18:10–11, Juan 18:12–14, Juan 18:14, Juan 18:15, Juan 18:16–17, Juan 18:19, Juan 18:20–21, Juan 18:22–23, Juan 18:24, Juan 18:25–27, Juan 18:28, Juan 18:29, Juan 18:31–32, Juan 18:33, Juan 18:34–35, Juan 18:36–37, Juan 18:38–39, Juan 18:40, Juan 19:1–16, Juan 19:2, Juan 19:4–6, Juan 19:6, Juan 19:7, Juan 19:8–9, Juan 19:10–11, Juan 19:12, Juan 19:13, Juan 19:14, Juan 19:15, Juan 19:16, Juan 19:17, Juan 19:18, Juan 19:19–22, Juan 19:23–24, Juan 19:25–26, Juan 19:27, Juan 19:29, Juan 19:30, Juan 19:31–33, Juan 19:34, Juan 19:35, Juan 19:36, Juan 19:37, Juan 19:38, Juan 19:39, Juan 19:41, Juan 19:42, Juan 20:1, Juan 20:2, Juan 20:3–10, Juan 20:6–7, Juan 20:8–9, Juan 20:11–13, Juan 20:14–15, Juan 20:16, Juan 20:17, Juan 20:18, Juan 20:19, Juan 20:20, Juan 20:21, Juan 20:22, Juan 20:23, Juan 20:24–25, Juan 20:26–27, Juan 20:28, Juan 20:29, Juan 20:30–31, Juan 20:31, Juan 21:1–25, Juan 21:2, Juan 21:3, Juan 21:4, Juan 21:6, Juan 21:7, Juan 21:9, Juan 21:11, Juan 21:12–13, Juan 21:14, Juan 21:15, Juan 21:15–17, Juan 21:17, Juan 21:18, Juan 21:19, Juan 21:20–22, Juan 21:23, Juan 21:24, Juan 21:25</w:t>
       </w:r>
       <w:r>
         <w:rPr>

--- a/spa/docx/43.content.docx
+++ b/spa/docx/43.content.docx
@@ -150,19 +150,6 @@
           <w:lang w:val="es_ES" w:bidi="es_ES"/>
         </w:rPr>
         <w:t>JHN</w:t>
-      </w:r>
-      <w:r>
-        <w:rPr>
-          <w:lang w:val="es_ES" w:bidi="es_ES"/>
-        </w:rPr>
-      </w:r>
-    </w:p>
-    <w:p>
-      <w:pPr/>
-      <w:r>
-        <w:rPr>
-          <w:lang w:val="es_ES" w:bidi="es_ES"/>
-        </w:rPr>
       </w:r>
       <w:r>
         <w:rPr>

--- a/spa/docx/43.content.docx
+++ b/spa/docx/43.content.docx
@@ -19,7 +19,7 @@
         <w:rPr>
           <w:lang w:val="es_ES" w:bidi="es_ES"/>
         </w:rPr>
-        <w:t>Resource: Notas de Estudio (Tyndale)</w:t>
+        <w:t>Resource: Tyndale Open Study Notes</w:t>
       </w:r>
       <w:r>
         <w:rPr>
@@ -112,7 +112,7 @@
         <w:rPr>
           <w:lang w:val="es_ES" w:bidi="es_ES"/>
         </w:rPr>
-        <w:t>Notas de Estudio (Tyndale)</w:t>
+        <w:t>Tyndale Open Study Notes</w:t>
       </w:r>
     </w:p>
     <w:p>

--- a/spa/docx/43.content.docx
+++ b/spa/docx/43.content.docx
@@ -397,6 +397,27 @@
           <w:lang w:val="es_ES" w:bidi="es_ES"/>
         </w:rPr>
         <w:t>).</w:t>
+        <w:br/>
+        <w:br/>
+      </w:r>
+      <w:r>
+        <w:rPr>
+          <w:lang w:val="es_ES" w:bidi="es_ES"/>
+        </w:rPr>
+        <w:t xml:space="preserve">El </w:t>
+      </w:r>
+      <w:r>
+        <w:rPr>
+          <w:i/>
+          <w:lang w:val="es_ES" w:bidi="es_ES"/>
+        </w:rPr>
+        <w:t xml:space="preserve">logos </w:t>
+      </w:r>
+      <w:r>
+        <w:rPr>
+          <w:lang w:val="es_ES" w:bidi="es_ES"/>
+        </w:rPr>
+        <w:t>es la Palabra de Dios, a través de la cual Dios creó todo, se dio a conocer y se hizo humano como Jesucristo. Las enseñanzas cristianas posteriores describen a la Palabra como la segunda persona de la Trinidad (aquella que comparte plenamente la naturaleza de Dios con el Padre y el Espíritu Santo).</w:t>
       </w:r>
       <w:r>
         <w:rPr>
@@ -20069,7 +20090,7 @@
         <w:rPr>
           <w:lang w:val="es_ES" w:bidi="es_ES"/>
         </w:rPr>
-        <w:t xml:space="preserve">. El griego traduce una frase hebrea y aramea que significa “ser humano.” La gente no estaba completamente segura de lo que Jesús quería decir con eso (ver </w:t>
+        <w:t xml:space="preserve">. La expresión griega traduce una frase hebrea y aramea que significa “ser humano.” La gente a menudo no estaba segura de lo que Jesús quería decir cuando usaba este título (ver </w:t>
       </w:r>
       <w:hyperlink r:id="rId402">
         <w:r>
@@ -20087,7 +20108,7 @@
         <w:rPr>
           <w:lang w:val="es_ES" w:bidi="es_ES"/>
         </w:rPr>
-        <w:t xml:space="preserve">). Sin embargo, significa la identidad de Jesús tanto como humano y como el Mesías (cf. </w:t>
+        <w:t xml:space="preserve">). En </w:t>
       </w:r>
       <w:hyperlink r:id="rId107">
         <w:r>
@@ -20098,7 +20119,91 @@
             <w:color w:val="0000EE"/>
             <w:u w:val="single"/>
           </w:rPr>
-          <w:t>Dn 7:13–14</w:t>
+          <w:t>Daniel 7:13–14</w:t>
+        </w:r>
+      </w:hyperlink>
+      <w:r>
+        <w:rPr>
+          <w:lang w:val="es_ES" w:bidi="es_ES"/>
+        </w:rPr>
+        <w:t>, una figura humana recibe autoridad y un reino eterno de Dios. Más tarde, la tradición judía relacionó esta figura con las esperanzas del Mesías. Juan usa el título Hijo del Hombre para señalar a Jesús como un ser humano común y corriente y como el Mesías designado por Dios.</w:t>
+      </w:r>
+      <w:r>
+        <w:rPr>
+          <w:lang w:val="es_ES" w:bidi="es_ES"/>
+        </w:rPr>
+      </w:r>
+      <w:r>
+        <w:rPr>
+          <w:lang w:val="es_ES" w:bidi="es_ES"/>
+        </w:rPr>
+      </w:r>
+    </w:p>
+    <w:p>
+      <w:pPr/>
+      <w:r>
+        <w:rPr>
+          <w:lang w:val="es_ES" w:bidi="es_ES"/>
+        </w:rPr>
+      </w:r>
+    </w:p>
+    <w:p>
+      <w:pPr>
+        <w:pStyle w:val="Heading2"/>
+      </w:pPr>
+      <w:r>
+        <w:rPr>
+          <w:lang w:val="es_ES" w:bidi="es_ES"/>
+        </w:rPr>
+        <w:t>Juan 9:35–38</w:t>
+      </w:r>
+      <w:r>
+        <w:rPr>
+          <w:lang w:val="es_ES" w:bidi="es_ES"/>
+        </w:rPr>
+      </w:r>
+    </w:p>
+    <w:p>
+      <w:pPr/>
+      <w:r>
+        <w:rPr>
+          <w:lang w:val="es_ES" w:bidi="es_ES"/>
+        </w:rPr>
+      </w:r>
+      <w:r>
+        <w:rPr>
+          <w:lang w:val="es_ES" w:bidi="es_ES"/>
+        </w:rPr>
+        <w:t>Jesús presionó al hombre que había sido ciego para que entendiera el milagro y la identidad de su sanador. Inmediatamente, el hombre expresó fe y dio a Jesús la reverencia debida solo a Dios (</w:t>
+      </w:r>
+      <w:hyperlink r:id="rId383">
+        <w:r>
+          <w:rPr>
+            <w:lang w:val="es_ES" w:bidi="es_ES"/>
+          </w:rPr>
+          <w:rPr>
+            <w:color w:val="0000EE"/>
+            <w:u w:val="single"/>
+          </w:rPr>
+          <w:t>9:38,</w:t>
+        </w:r>
+      </w:hyperlink>
+      <w:r>
+        <w:rPr>
+          <w:lang w:val="es_ES" w:bidi="es_ES"/>
+        </w:rPr>
+        <w:t xml:space="preserve"> cp. </w:t>
+      </w:r>
+      <w:hyperlink r:id="rId403">
+        <w:r>
+          <w:rPr>
+            <w:lang w:val="es_ES" w:bidi="es_ES"/>
+          </w:rPr>
+          <w:rPr>
+            <w:color w:val="0000EE"/>
+            <w:u w:val="single"/>
+          </w:rPr>
+          <w:t>20:28</w:t>
         </w:r>
       </w:hyperlink>
       <w:r>
@@ -20134,55 +20239,375 @@
         <w:rPr>
           <w:lang w:val="es_ES" w:bidi="es_ES"/>
         </w:rPr>
-        <w:t>Juan 9:35–38</w:t>
-      </w:r>
-      <w:r>
-        <w:rPr>
-          <w:lang w:val="es_ES" w:bidi="es_ES"/>
-        </w:rPr>
-      </w:r>
-    </w:p>
-    <w:p>
-      <w:pPr/>
-      <w:r>
-        <w:rPr>
-          <w:lang w:val="es_ES" w:bidi="es_ES"/>
-        </w:rPr>
-      </w:r>
-      <w:r>
-        <w:rPr>
-          <w:lang w:val="es_ES" w:bidi="es_ES"/>
-        </w:rPr>
-        <w:t>Jesús presionó al hombre que había sido ciego para que entendiera el milagro y la identidad de su sanador. Inmediatamente, el hombre expresó fe y dio a Jesús la reverencia debida solo a Dios (</w:t>
-      </w:r>
-      <w:hyperlink r:id="rId383">
-        <w:r>
-          <w:rPr>
-            <w:lang w:val="es_ES" w:bidi="es_ES"/>
-          </w:rPr>
-          <w:rPr>
-            <w:color w:val="0000EE"/>
-            <w:u w:val="single"/>
-          </w:rPr>
-          <w:t>9:38,</w:t>
-        </w:r>
-      </w:hyperlink>
-      <w:r>
-        <w:rPr>
-          <w:lang w:val="es_ES" w:bidi="es_ES"/>
-        </w:rPr>
-        <w:t xml:space="preserve"> cp. </w:t>
-      </w:r>
-      <w:hyperlink r:id="rId403">
-        <w:r>
-          <w:rPr>
-            <w:lang w:val="es_ES" w:bidi="es_ES"/>
-          </w:rPr>
-          <w:rPr>
-            <w:color w:val="0000EE"/>
-            <w:u w:val="single"/>
-          </w:rPr>
-          <w:t>20:28</w:t>
+        <w:t>Juan 9:40–41</w:t>
+      </w:r>
+      <w:r>
+        <w:rPr>
+          <w:lang w:val="es_ES" w:bidi="es_ES"/>
+        </w:rPr>
+      </w:r>
+    </w:p>
+    <w:p>
+      <w:pPr/>
+      <w:r>
+        <w:rPr>
+          <w:lang w:val="es_ES" w:bidi="es_ES"/>
+        </w:rPr>
+      </w:r>
+      <w:r>
+        <w:rPr>
+          <w:lang w:val="es_ES" w:bidi="es_ES"/>
+        </w:rPr>
+        <w:t>"Estás diciendo que estamos ciegos?" Jesús respondió que aquellos que afirman tener toda la verdad religiosa descubrirán que están ciegos</w:t>
+      </w:r>
+      <w:r>
+        <w:rPr>
+          <w:i/>
+          <w:lang w:val="es_ES" w:bidi="es_ES"/>
+        </w:rPr>
+        <w:t>,</w:t>
+      </w:r>
+      <w:r>
+        <w:rPr>
+          <w:lang w:val="es_ES" w:bidi="es_ES"/>
+        </w:rPr>
+        <w:t xml:space="preserve"> mientras que aquellos que reconocen su pobreza espiritual encontrarán la verdadera visión. En la historia, el hombre ciego y su familia frecuentemente confesaban que no sabían, mientras que los fariseos repetidamente declaraban su confianza y permanecían culpables debido a su orgullo religioso. Si hubieran confesado su ignorancia y admitido su ceguera espiritual, serían inocentes. En cambio, su rechazo consciente y voluntario de Jesús estableció su culpa.</w:t>
+      </w:r>
+      <w:r>
+        <w:rPr>
+          <w:lang w:val="es_ES" w:bidi="es_ES"/>
+        </w:rPr>
+      </w:r>
+      <w:r>
+        <w:rPr>
+          <w:lang w:val="es_ES" w:bidi="es_ES"/>
+        </w:rPr>
+      </w:r>
+    </w:p>
+    <w:p>
+      <w:pPr/>
+      <w:r>
+        <w:rPr>
+          <w:lang w:val="es_ES" w:bidi="es_ES"/>
+        </w:rPr>
+      </w:r>
+    </w:p>
+    <w:p>
+      <w:pPr>
+        <w:pStyle w:val="Heading2"/>
+      </w:pPr>
+      <w:r>
+        <w:rPr>
+          <w:lang w:val="es_ES" w:bidi="es_ES"/>
+        </w:rPr>
+        <w:t>Juan 10:1</w:t>
+      </w:r>
+      <w:r>
+        <w:rPr>
+          <w:lang w:val="es_ES" w:bidi="es_ES"/>
+        </w:rPr>
+      </w:r>
+    </w:p>
+    <w:p>
+      <w:pPr/>
+      <w:r>
+        <w:rPr>
+          <w:lang w:val="es_ES" w:bidi="es_ES"/>
+        </w:rPr>
+      </w:r>
+      <w:r>
+        <w:rPr>
+          <w:lang w:val="es_ES" w:bidi="es_ES"/>
+        </w:rPr>
+        <w:t>Un pastor del desierto construiría un redil</w:t>
+      </w:r>
+      <w:r>
+        <w:rPr>
+          <w:i/>
+          <w:lang w:val="es_ES" w:bidi="es_ES"/>
+        </w:rPr>
+        <w:t>,</w:t>
+      </w:r>
+      <w:r>
+        <w:rPr>
+          <w:lang w:val="es_ES" w:bidi="es_ES"/>
+        </w:rPr>
+        <w:t xml:space="preserve"> un corral con paredes bajas de piedra coronadas por ramas espinosas, para guardar sus ovejas por la noche y protegerlas del peligro. • El corral tenía una puerta (o abertura en la pared) que se cerraba con ramas. Cualquier invasión del corral era una amenaza para el rebaño. • Un mal pastor era como un ladrón y un bandido. Explotaba a las ovejas para sus propios intereses y no se preocupaba por ellas ni las cuidaba. Los malos pastores tomaban la leche y la lana de las ovejas para sí mismos y sacrificaban a las ovejas sin proporcionar seguridad al animal (</w:t>
+      </w:r>
+      <w:hyperlink r:id="rId404">
+        <w:r>
+          <w:rPr>
+            <w:lang w:val="es_ES" w:bidi="es_ES"/>
+          </w:rPr>
+          <w:rPr>
+            <w:color w:val="0000EE"/>
+            <w:u w:val="single"/>
+          </w:rPr>
+          <w:t>Ezequiel 34:3,</w:t>
+        </w:r>
+      </w:hyperlink>
+      <w:r>
+        <w:rPr>
+          <w:lang w:val="es_ES" w:bidi="es_ES"/>
+        </w:rPr>
+        <w:t xml:space="preserve"> ver </w:t>
+      </w:r>
+      <w:hyperlink r:id="rId405">
+        <w:r>
+          <w:rPr>
+            <w:lang w:val="es_ES" w:bidi="es_ES"/>
+          </w:rPr>
+          <w:rPr>
+            <w:color w:val="0000EE"/>
+            <w:u w:val="single"/>
+          </w:rPr>
+          <w:t>Isaías 56:11,</w:t>
+        </w:r>
+      </w:hyperlink>
+      <w:r>
+        <w:rPr>
+          <w:lang w:val="es_ES" w:bidi="es_ES"/>
+        </w:rPr>
+        <w:t xml:space="preserve"> </w:t>
+      </w:r>
+      <w:hyperlink r:id="rId406">
+        <w:r>
+          <w:rPr>
+            <w:lang w:val="es_ES" w:bidi="es_ES"/>
+          </w:rPr>
+          <w:rPr>
+            <w:color w:val="0000EE"/>
+            <w:u w:val="single"/>
+          </w:rPr>
+          <w:t>Jeremías 23:1–4</w:t>
+        </w:r>
+      </w:hyperlink>
+      <w:r>
+        <w:rPr>
+          <w:lang w:val="es_ES" w:bidi="es_ES"/>
+        </w:rPr>
+        <w:t>). Esta fue la acusación más dura de Jesús contra los líderes judíos.</w:t>
+      </w:r>
+      <w:r>
+        <w:rPr>
+          <w:lang w:val="es_ES" w:bidi="es_ES"/>
+        </w:rPr>
+      </w:r>
+      <w:r>
+        <w:rPr>
+          <w:lang w:val="es_ES" w:bidi="es_ES"/>
+        </w:rPr>
+      </w:r>
+    </w:p>
+    <w:p>
+      <w:pPr/>
+      <w:r>
+        <w:rPr>
+          <w:lang w:val="es_ES" w:bidi="es_ES"/>
+        </w:rPr>
+      </w:r>
+    </w:p>
+    <w:p>
+      <w:pPr>
+        <w:pStyle w:val="Heading2"/>
+      </w:pPr>
+      <w:r>
+        <w:rPr>
+          <w:lang w:val="es_ES" w:bidi="es_ES"/>
+        </w:rPr>
+        <w:t>Juan 10:1–21</w:t>
+      </w:r>
+      <w:r>
+        <w:rPr>
+          <w:lang w:val="es_ES" w:bidi="es_ES"/>
+        </w:rPr>
+      </w:r>
+    </w:p>
+    <w:p>
+      <w:pPr/>
+      <w:r>
+        <w:rPr>
+          <w:lang w:val="es_ES" w:bidi="es_ES"/>
+        </w:rPr>
+      </w:r>
+      <w:r>
+        <w:rPr>
+          <w:lang w:val="es_ES" w:bidi="es_ES"/>
+        </w:rPr>
+        <w:t>Esta ilustración de un pastor y sus ovejas asume una comprensión del pastoreo del Medio Oriente y se basa en la tradición del Antiguo Testamento profundamente arraigada en la cultura judía del primer siglo. Dios era el pastor de Israel (</w:t>
+      </w:r>
+      <w:hyperlink r:id="rId407">
+        <w:r>
+          <w:rPr>
+            <w:lang w:val="es_ES" w:bidi="es_ES"/>
+          </w:rPr>
+          <w:rPr>
+            <w:color w:val="0000EE"/>
+            <w:u w:val="single"/>
+          </w:rPr>
+          <w:t>Gn 49:24,</w:t>
+        </w:r>
+      </w:hyperlink>
+      <w:r>
+        <w:rPr>
+          <w:lang w:val="es_ES" w:bidi="es_ES"/>
+        </w:rPr>
+        <w:t xml:space="preserve"> </w:t>
+      </w:r>
+      <w:hyperlink r:id="rId408">
+        <w:r>
+          <w:rPr>
+            <w:lang w:val="es_ES" w:bidi="es_ES"/>
+          </w:rPr>
+          <w:rPr>
+            <w:color w:val="0000EE"/>
+            <w:u w:val="single"/>
+          </w:rPr>
+          <w:t>Sal 23,</w:t>
+        </w:r>
+      </w:hyperlink>
+      <w:r>
+        <w:rPr>
+          <w:lang w:val="es_ES" w:bidi="es_ES"/>
+        </w:rPr>
+        <w:t xml:space="preserve"> </w:t>
+      </w:r>
+      <w:hyperlink r:id="rId409">
+        <w:r>
+          <w:rPr>
+            <w:lang w:val="es_ES" w:bidi="es_ES"/>
+          </w:rPr>
+          <w:rPr>
+            <w:color w:val="0000EE"/>
+            <w:u w:val="single"/>
+          </w:rPr>
+          <w:t>78:52–53,</w:t>
+        </w:r>
+      </w:hyperlink>
+      <w:r>
+        <w:rPr>
+          <w:lang w:val="es_ES" w:bidi="es_ES"/>
+        </w:rPr>
+        <w:t xml:space="preserve"> </w:t>
+      </w:r>
+      <w:hyperlink r:id="rId410">
+        <w:r>
+          <w:rPr>
+            <w:lang w:val="es_ES" w:bidi="es_ES"/>
+          </w:rPr>
+          <w:rPr>
+            <w:color w:val="0000EE"/>
+            <w:u w:val="single"/>
+          </w:rPr>
+          <w:t>Is 40:10–11</w:t>
+        </w:r>
+      </w:hyperlink>
+      <w:r>
+        <w:rPr>
+          <w:lang w:val="es_ES" w:bidi="es_ES"/>
+        </w:rPr>
+        <w:t>). Los líderes espirituales y políticos de Israel también eran pastores del pueblo de Dios, el rebaño de Dios (</w:t>
+      </w:r>
+      <w:hyperlink r:id="rId411">
+        <w:r>
+          <w:rPr>
+            <w:lang w:val="es_ES" w:bidi="es_ES"/>
+          </w:rPr>
+          <w:rPr>
+            <w:color w:val="0000EE"/>
+            <w:u w:val="single"/>
+          </w:rPr>
+          <w:t>Is 56:9–12,</w:t>
+        </w:r>
+      </w:hyperlink>
+      <w:r>
+        <w:rPr>
+          <w:lang w:val="es_ES" w:bidi="es_ES"/>
+        </w:rPr>
+        <w:t xml:space="preserve"> </w:t>
+      </w:r>
+      <w:hyperlink r:id="rId406">
+        <w:r>
+          <w:rPr>
+            <w:lang w:val="es_ES" w:bidi="es_ES"/>
+          </w:rPr>
+          <w:rPr>
+            <w:color w:val="0000EE"/>
+            <w:u w:val="single"/>
+          </w:rPr>
+          <w:t>Jr 23:1–4</w:t>
+        </w:r>
+      </w:hyperlink>
+      <w:r>
+        <w:rPr>
+          <w:lang w:val="es_ES" w:bidi="es_ES"/>
+        </w:rPr>
+        <w:t xml:space="preserve">; </w:t>
+      </w:r>
+      <w:hyperlink r:id="rId412">
+        <w:r>
+          <w:rPr>
+            <w:lang w:val="es_ES" w:bidi="es_ES"/>
+          </w:rPr>
+          <w:rPr>
+            <w:color w:val="0000EE"/>
+            <w:u w:val="single"/>
+          </w:rPr>
+          <w:t>Ez 34</w:t>
+        </w:r>
+      </w:hyperlink>
+      <w:r>
+        <w:rPr>
+          <w:lang w:val="es_ES" w:bidi="es_ES"/>
+        </w:rPr>
+        <w:t xml:space="preserve">). El sermón de Jesús se basa en la ocasión de Hanukkah (ver </w:t>
+      </w:r>
+      <w:hyperlink r:id="rId413">
+        <w:r>
+          <w:rPr>
+            <w:lang w:val="es_ES" w:bidi="es_ES"/>
+          </w:rPr>
+          <w:rPr>
+            <w:color w:val="0000EE"/>
+            <w:u w:val="single"/>
+          </w:rPr>
+          <w:t>Jn 10:22</w:t>
+        </w:r>
+      </w:hyperlink>
+      <w:r>
+        <w:rPr>
+          <w:lang w:val="es_ES" w:bidi="es_ES"/>
+        </w:rPr>
+        <w:t xml:space="preserve">) para abordar el tema de los pastores, utilizando este festival como una oportunidad para reflexionar sobre los líderes de Israel (“pastores”) a la luz de </w:t>
+      </w:r>
+      <w:hyperlink r:id="rId412">
+        <w:r>
+          <w:rPr>
+            <w:lang w:val="es_ES" w:bidi="es_ES"/>
+          </w:rPr>
+          <w:rPr>
+            <w:color w:val="0000EE"/>
+            <w:u w:val="single"/>
+          </w:rPr>
+          <w:t>Ez 34</w:t>
+        </w:r>
+      </w:hyperlink>
+      <w:r>
+        <w:rPr>
+          <w:lang w:val="es_ES" w:bidi="es_ES"/>
+        </w:rPr>
+        <w:t>. Jesús se presenta a sí mismo como el buen pastor (</w:t>
+      </w:r>
+      <w:hyperlink r:id="rId264">
+        <w:r>
+          <w:rPr>
+            <w:lang w:val="es_ES" w:bidi="es_ES"/>
+          </w:rPr>
+          <w:rPr>
+            <w:color w:val="0000EE"/>
+            <w:u w:val="single"/>
+          </w:rPr>
+          <w:t>Jn 10:11–14</w:t>
         </w:r>
       </w:hyperlink>
       <w:r>
@@ -20218,39 +20643,62 @@
         <w:rPr>
           <w:lang w:val="es_ES" w:bidi="es_ES"/>
         </w:rPr>
-        <w:t>Juan 9:40–41</w:t>
-      </w:r>
-      <w:r>
-        <w:rPr>
-          <w:lang w:val="es_ES" w:bidi="es_ES"/>
-        </w:rPr>
-      </w:r>
-    </w:p>
-    <w:p>
-      <w:pPr/>
-      <w:r>
-        <w:rPr>
-          <w:lang w:val="es_ES" w:bidi="es_ES"/>
-        </w:rPr>
-      </w:r>
-      <w:r>
-        <w:rPr>
-          <w:lang w:val="es_ES" w:bidi="es_ES"/>
-        </w:rPr>
-        <w:t>"Estás diciendo que estamos ciegos?" Jesús respondió que aquellos que afirman tener toda la verdad religiosa descubrirán que están ciegos</w:t>
-      </w:r>
-      <w:r>
-        <w:rPr>
-          <w:i/>
-          <w:lang w:val="es_ES" w:bidi="es_ES"/>
-        </w:rPr>
-        <w:t>,</w:t>
-      </w:r>
-      <w:r>
-        <w:rPr>
-          <w:lang w:val="es_ES" w:bidi="es_ES"/>
-        </w:rPr>
-        <w:t xml:space="preserve"> mientras que aquellos que reconocen su pobreza espiritual encontrarán la verdadera visión. En la historia, el hombre ciego y su familia frecuentemente confesaban que no sabían, mientras que los fariseos repetidamente declaraban su confianza y permanecían culpables debido a su orgullo religioso. Si hubieran confesado su ignorancia y admitido su ceguera espiritual, serían inocentes. En cambio, su rechazo consciente y voluntario de Jesús estableció su culpa.</w:t>
+        <w:t>Juan 10:1–42</w:t>
+      </w:r>
+      <w:r>
+        <w:rPr>
+          <w:lang w:val="es_ES" w:bidi="es_ES"/>
+        </w:rPr>
+      </w:r>
+    </w:p>
+    <w:p>
+      <w:pPr/>
+      <w:r>
+        <w:rPr>
+          <w:lang w:val="es_ES" w:bidi="es_ES"/>
+        </w:rPr>
+      </w:r>
+      <w:hyperlink r:id="rId232">
+        <w:r>
+          <w:rPr>
+            <w:lang w:val="es_ES" w:bidi="es_ES"/>
+          </w:rPr>
+          <w:rPr>
+            <w:color w:val="0000EE"/>
+            <w:u w:val="single"/>
+          </w:rPr>
+          <w:t>El Capítulo 10</w:t>
+        </w:r>
+      </w:hyperlink>
+      <w:r>
+        <w:rPr>
+          <w:lang w:val="es_ES" w:bidi="es_ES"/>
+        </w:rPr>
+        <w:t xml:space="preserve"> continúa la serie de sermones festivos (ver </w:t>
+      </w:r>
+      <w:r>
+        <w:rPr>
+          <w:lang w:val="es_ES" w:bidi="es_ES"/>
+        </w:rPr>
+        <w:t>nota de estudio sobre 5:1–10:42</w:t>
+      </w:r>
+      <w:r>
+        <w:rPr>
+          <w:lang w:val="es_ES" w:bidi="es_ES"/>
+        </w:rPr>
+        <w:t xml:space="preserve">). Aquí, el escenario es Hanukkah (la Fiesta de la Dedicación), cuyo momento es crucial para entender la historia (ver </w:t>
+      </w:r>
+      <w:r>
+        <w:rPr>
+          <w:lang w:val="es_ES" w:bidi="es_ES"/>
+        </w:rPr>
+        <w:t>nota de estudio sobre 10:22</w:t>
+      </w:r>
+      <w:r>
+        <w:rPr>
+          <w:lang w:val="es_ES" w:bidi="es_ES"/>
+        </w:rPr>
+        <w:t>).</w:t>
       </w:r>
       <w:r>
         <w:rPr>
@@ -20279,68 +20727,397 @@
         <w:rPr>
           <w:lang w:val="es_ES" w:bidi="es_ES"/>
         </w:rPr>
-        <w:t>Juan 10:1</w:t>
-      </w:r>
-      <w:r>
-        <w:rPr>
-          <w:lang w:val="es_ES" w:bidi="es_ES"/>
-        </w:rPr>
-      </w:r>
-    </w:p>
-    <w:p>
-      <w:pPr/>
-      <w:r>
-        <w:rPr>
-          <w:lang w:val="es_ES" w:bidi="es_ES"/>
-        </w:rPr>
-      </w:r>
-      <w:r>
-        <w:rPr>
-          <w:lang w:val="es_ES" w:bidi="es_ES"/>
-        </w:rPr>
-        <w:t>Un pastor del desierto construiría un redil</w:t>
-      </w:r>
-      <w:r>
-        <w:rPr>
-          <w:i/>
-          <w:lang w:val="es_ES" w:bidi="es_ES"/>
-        </w:rPr>
-        <w:t>,</w:t>
-      </w:r>
-      <w:r>
-        <w:rPr>
-          <w:lang w:val="es_ES" w:bidi="es_ES"/>
-        </w:rPr>
-        <w:t xml:space="preserve"> un corral con paredes bajas de piedra coronadas por ramas espinosas, para guardar sus ovejas por la noche y protegerlas del peligro. • El corral tenía una puerta (o abertura en la pared) que se cerraba con ramas. Cualquier invasión del corral era una amenaza para el rebaño. • Un mal pastor era como un ladrón y un bandido. Explotaba a las ovejas para sus propios intereses y no se preocupaba por ellas ni las cuidaba. Los malos pastores tomaban la leche y la lana de las ovejas para sí mismos y sacrificaban a las ovejas sin proporcionar seguridad al animal (</w:t>
-      </w:r>
-      <w:hyperlink r:id="rId404">
-        <w:r>
-          <w:rPr>
-            <w:lang w:val="es_ES" w:bidi="es_ES"/>
-          </w:rPr>
-          <w:rPr>
-            <w:color w:val="0000EE"/>
-            <w:u w:val="single"/>
-          </w:rPr>
-          <w:t>Ezequiel 34:3,</w:t>
-        </w:r>
-      </w:hyperlink>
-      <w:r>
-        <w:rPr>
-          <w:lang w:val="es_ES" w:bidi="es_ES"/>
-        </w:rPr>
-        <w:t xml:space="preserve"> ver </w:t>
-      </w:r>
-      <w:hyperlink r:id="rId405">
-        <w:r>
-          <w:rPr>
-            <w:lang w:val="es_ES" w:bidi="es_ES"/>
-          </w:rPr>
-          <w:rPr>
-            <w:color w:val="0000EE"/>
-            <w:u w:val="single"/>
-          </w:rPr>
-          <w:t>Isaías 56:11,</w:t>
+        <w:t>Juan 10:3</w:t>
+      </w:r>
+      <w:r>
+        <w:rPr>
+          <w:lang w:val="es_ES" w:bidi="es_ES"/>
+        </w:rPr>
+      </w:r>
+    </w:p>
+    <w:p>
+      <w:pPr/>
+      <w:r>
+        <w:rPr>
+          <w:lang w:val="es_ES" w:bidi="es_ES"/>
+        </w:rPr>
+      </w:r>
+      <w:r>
+        <w:rPr>
+          <w:lang w:val="es_ES" w:bidi="es_ES"/>
+        </w:rPr>
+        <w:t>"las ovejas reconocen su voz": El pastor del Medio Oriente es bien conocido por tener un conocimiento íntimo de las ovejas. Las ovejas son guiadas con melodías de flauta, canciones o comandos verbales.</w:t>
+      </w:r>
+      <w:r>
+        <w:rPr>
+          <w:lang w:val="es_ES" w:bidi="es_ES"/>
+        </w:rPr>
+      </w:r>
+      <w:r>
+        <w:rPr>
+          <w:lang w:val="es_ES" w:bidi="es_ES"/>
+        </w:rPr>
+      </w:r>
+    </w:p>
+    <w:p>
+      <w:pPr/>
+      <w:r>
+        <w:rPr>
+          <w:lang w:val="es_ES" w:bidi="es_ES"/>
+        </w:rPr>
+      </w:r>
+    </w:p>
+    <w:p>
+      <w:pPr>
+        <w:pStyle w:val="Heading2"/>
+      </w:pPr>
+      <w:r>
+        <w:rPr>
+          <w:lang w:val="es_ES" w:bidi="es_ES"/>
+        </w:rPr>
+        <w:t>Juan 10:4</w:t>
+      </w:r>
+      <w:r>
+        <w:rPr>
+          <w:lang w:val="es_ES" w:bidi="es_ES"/>
+        </w:rPr>
+      </w:r>
+    </w:p>
+    <w:p>
+      <w:pPr/>
+      <w:r>
+        <w:rPr>
+          <w:lang w:val="es_ES" w:bidi="es_ES"/>
+        </w:rPr>
+      </w:r>
+      <w:r>
+        <w:rPr>
+          <w:lang w:val="es_ES" w:bidi="es_ES"/>
+        </w:rPr>
+        <w:t>Un buen pastor siempre guía a sus ovejas; nunca las empuja. Cuando reconocen su voz, confían en su liderazgo y lo siguen.</w:t>
+      </w:r>
+      <w:r>
+        <w:rPr>
+          <w:lang w:val="es_ES" w:bidi="es_ES"/>
+        </w:rPr>
+      </w:r>
+      <w:r>
+        <w:rPr>
+          <w:lang w:val="es_ES" w:bidi="es_ES"/>
+        </w:rPr>
+      </w:r>
+    </w:p>
+    <w:p>
+      <w:pPr/>
+      <w:r>
+        <w:rPr>
+          <w:lang w:val="es_ES" w:bidi="es_ES"/>
+        </w:rPr>
+      </w:r>
+    </w:p>
+    <w:p>
+      <w:pPr>
+        <w:pStyle w:val="Heading2"/>
+      </w:pPr>
+      <w:r>
+        <w:rPr>
+          <w:lang w:val="es_ES" w:bidi="es_ES"/>
+        </w:rPr>
+        <w:t>Juan 10:7</w:t>
+      </w:r>
+      <w:r>
+        <w:rPr>
+          <w:lang w:val="es_ES" w:bidi="es_ES"/>
+        </w:rPr>
+      </w:r>
+    </w:p>
+    <w:p>
+      <w:pPr/>
+      <w:r>
+        <w:rPr>
+          <w:lang w:val="es_ES" w:bidi="es_ES"/>
+        </w:rPr>
+      </w:r>
+      <w:r>
+        <w:rPr>
+          <w:lang w:val="es_ES" w:bidi="es_ES"/>
+        </w:rPr>
+        <w:t xml:space="preserve">"Yo Soy": Ver </w:t>
+      </w:r>
+      <w:r>
+        <w:rPr>
+          <w:lang w:val="es_ES" w:bidi="es_ES"/>
+        </w:rPr>
+        <w:t>nota de estudio en 6:35</w:t>
+      </w:r>
+      <w:r>
+        <w:rPr>
+          <w:lang w:val="es_ES" w:bidi="es_ES"/>
+        </w:rPr>
+        <w:t>. Un buen pastor es conocido por proteger a las ovejas en la puerta como un centinela.</w:t>
+      </w:r>
+      <w:r>
+        <w:rPr>
+          <w:lang w:val="es_ES" w:bidi="es_ES"/>
+        </w:rPr>
+      </w:r>
+      <w:r>
+        <w:rPr>
+          <w:lang w:val="es_ES" w:bidi="es_ES"/>
+        </w:rPr>
+      </w:r>
+    </w:p>
+    <w:p>
+      <w:pPr/>
+      <w:r>
+        <w:rPr>
+          <w:lang w:val="es_ES" w:bidi="es_ES"/>
+        </w:rPr>
+      </w:r>
+    </w:p>
+    <w:p>
+      <w:pPr>
+        <w:pStyle w:val="Heading2"/>
+      </w:pPr>
+      <w:r>
+        <w:rPr>
+          <w:lang w:val="es_ES" w:bidi="es_ES"/>
+        </w:rPr>
+        <w:t>Juan 10:9</w:t>
+      </w:r>
+      <w:r>
+        <w:rPr>
+          <w:lang w:val="es_ES" w:bidi="es_ES"/>
+        </w:rPr>
+      </w:r>
+    </w:p>
+    <w:p>
+      <w:pPr/>
+      <w:r>
+        <w:rPr>
+          <w:lang w:val="es_ES" w:bidi="es_ES"/>
+        </w:rPr>
+      </w:r>
+      <w:r>
+        <w:rPr>
+          <w:lang w:val="es_ES" w:bidi="es_ES"/>
+        </w:rPr>
+        <w:t>"serán salvados" (o "encontrarán seguridad"): Como guardián, Jesús mantiene alejados a aquellos que podrían dañar a sus ovejas, manteniendo a sus ovejas dentro del corral donde están seguras.</w:t>
+      </w:r>
+      <w:r>
+        <w:rPr>
+          <w:lang w:val="es_ES" w:bidi="es_ES"/>
+        </w:rPr>
+      </w:r>
+      <w:r>
+        <w:rPr>
+          <w:lang w:val="es_ES" w:bidi="es_ES"/>
+        </w:rPr>
+      </w:r>
+    </w:p>
+    <w:p>
+      <w:pPr/>
+      <w:r>
+        <w:rPr>
+          <w:lang w:val="es_ES" w:bidi="es_ES"/>
+        </w:rPr>
+      </w:r>
+    </w:p>
+    <w:p>
+      <w:pPr>
+        <w:pStyle w:val="Heading2"/>
+      </w:pPr>
+      <w:r>
+        <w:rPr>
+          <w:lang w:val="es_ES" w:bidi="es_ES"/>
+        </w:rPr>
+        <w:t>Juan 10:10</w:t>
+      </w:r>
+      <w:r>
+        <w:rPr>
+          <w:lang w:val="es_ES" w:bidi="es_ES"/>
+        </w:rPr>
+      </w:r>
+    </w:p>
+    <w:p>
+      <w:pPr/>
+      <w:r>
+        <w:rPr>
+          <w:lang w:val="es_ES" w:bidi="es_ES"/>
+        </w:rPr>
+      </w:r>
+      <w:r>
+        <w:rPr>
+          <w:lang w:val="es_ES" w:bidi="es_ES"/>
+        </w:rPr>
+        <w:t xml:space="preserve">Los seguidores de Jesús deben estar atentos a los malos pastores que desean robar, matar y destruir. Al contar la historia de Hanukkah al pueblo judío (ver </w:t>
+      </w:r>
+      <w:r>
+        <w:rPr>
+          <w:lang w:val="es_ES" w:bidi="es_ES"/>
+        </w:rPr>
+        <w:t>nota de estudio en 10:22</w:t>
+      </w:r>
+      <w:r>
+        <w:rPr>
+          <w:lang w:val="es_ES" w:bidi="es_ES"/>
+        </w:rPr>
+        <w:t>), se les recordó sobre los falsos líderes religiosos cuyas fallas habían llevado a la pérdida del Templo de Dios en Jerusalén.</w:t>
+      </w:r>
+      <w:r>
+        <w:rPr>
+          <w:lang w:val="es_ES" w:bidi="es_ES"/>
+        </w:rPr>
+      </w:r>
+      <w:r>
+        <w:rPr>
+          <w:lang w:val="es_ES" w:bidi="es_ES"/>
+        </w:rPr>
+      </w:r>
+    </w:p>
+    <w:p>
+      <w:pPr/>
+      <w:r>
+        <w:rPr>
+          <w:lang w:val="es_ES" w:bidi="es_ES"/>
+        </w:rPr>
+      </w:r>
+    </w:p>
+    <w:p>
+      <w:pPr>
+        <w:pStyle w:val="Heading2"/>
+      </w:pPr>
+      <w:r>
+        <w:rPr>
+          <w:lang w:val="es_ES" w:bidi="es_ES"/>
+        </w:rPr>
+        <w:t>Juan 10:11–13</w:t>
+      </w:r>
+      <w:r>
+        <w:rPr>
+          <w:lang w:val="es_ES" w:bidi="es_ES"/>
+        </w:rPr>
+      </w:r>
+    </w:p>
+    <w:p>
+      <w:pPr/>
+      <w:r>
+        <w:rPr>
+          <w:lang w:val="es_ES" w:bidi="es_ES"/>
+        </w:rPr>
+      </w:r>
+      <w:r>
+        <w:rPr>
+          <w:lang w:val="es_ES" w:bidi="es_ES"/>
+        </w:rPr>
+        <w:t>Las pequeñas aldeas a menudo creaban rebaños comunales y empleaban a un jornalero para cuidar las ovejas. Sin embargo, un empleado carecía del compromiso de un verdadero pastor. El desierto de Judea tenía muchos depredadores. Cuando un lobo u otros depredadores atacaban, el jornalero huía en lugar de defender a las ovejas. Jesús nunca hará esto; él siempre se interpondrá entre sus ovejas y el peligro.</w:t>
+      </w:r>
+      <w:r>
+        <w:rPr>
+          <w:lang w:val="es_ES" w:bidi="es_ES"/>
+        </w:rPr>
+      </w:r>
+      <w:r>
+        <w:rPr>
+          <w:lang w:val="es_ES" w:bidi="es_ES"/>
+        </w:rPr>
+      </w:r>
+    </w:p>
+    <w:p>
+      <w:pPr/>
+      <w:r>
+        <w:rPr>
+          <w:lang w:val="es_ES" w:bidi="es_ES"/>
+        </w:rPr>
+      </w:r>
+    </w:p>
+    <w:p>
+      <w:pPr>
+        <w:pStyle w:val="Heading2"/>
+      </w:pPr>
+      <w:r>
+        <w:rPr>
+          <w:lang w:val="es_ES" w:bidi="es_ES"/>
+        </w:rPr>
+        <w:t>Juan 10:11–14</w:t>
+      </w:r>
+      <w:r>
+        <w:rPr>
+          <w:lang w:val="es_ES" w:bidi="es_ES"/>
+        </w:rPr>
+      </w:r>
+    </w:p>
+    <w:p>
+      <w:pPr/>
+      <w:r>
+        <w:rPr>
+          <w:lang w:val="es_ES" w:bidi="es_ES"/>
+        </w:rPr>
+      </w:r>
+      <w:r>
+        <w:rPr>
+          <w:lang w:val="es_ES" w:bidi="es_ES"/>
+        </w:rPr>
+        <w:t xml:space="preserve">"Yo Soy": Ver </w:t>
+      </w:r>
+      <w:r>
+        <w:rPr>
+          <w:lang w:val="es_ES" w:bidi="es_ES"/>
+        </w:rPr>
+        <w:t>nota de estudio en 6:35</w:t>
+      </w:r>
+      <w:r>
+        <w:rPr>
+          <w:lang w:val="es_ES" w:bidi="es_ES"/>
+        </w:rPr>
+        <w:t xml:space="preserve">. El buen pastor guía a sus ovejas, encuentra comida y agua, y localiza caminos en el desierto (ver </w:t>
+      </w:r>
+      <w:hyperlink r:id="rId408">
+        <w:r>
+          <w:rPr>
+            <w:lang w:val="es_ES" w:bidi="es_ES"/>
+          </w:rPr>
+          <w:rPr>
+            <w:color w:val="0000EE"/>
+            <w:u w:val="single"/>
+          </w:rPr>
+          <w:t>Sal 23</w:t>
+        </w:r>
+      </w:hyperlink>
+      <w:r>
+        <w:rPr>
+          <w:lang w:val="es_ES" w:bidi="es_ES"/>
+        </w:rPr>
+        <w:t>). El buen pastor se interpone entre sus ovejas y el peligro (</w:t>
+      </w:r>
+      <w:hyperlink r:id="rId414">
+        <w:r>
+          <w:rPr>
+            <w:lang w:val="es_ES" w:bidi="es_ES"/>
+          </w:rPr>
+          <w:rPr>
+            <w:color w:val="0000EE"/>
+            <w:u w:val="single"/>
+          </w:rPr>
+          <w:t>Juan 10:11</w:t>
+        </w:r>
+      </w:hyperlink>
+      <w:r>
+        <w:rPr>
+          <w:lang w:val="es_ES" w:bidi="es_ES"/>
+        </w:rPr>
+        <w:t>) y lucha para protegerlas. El Antiguo Testamento describe a Dios como el pastor de Israel (</w:t>
+      </w:r>
+      <w:hyperlink r:id="rId408">
+        <w:r>
+          <w:rPr>
+            <w:lang w:val="es_ES" w:bidi="es_ES"/>
+          </w:rPr>
+          <w:rPr>
+            <w:color w:val="0000EE"/>
+            <w:u w:val="single"/>
+          </w:rPr>
+          <w:t>Sal 23,</w:t>
         </w:r>
       </w:hyperlink>
       <w:r>
@@ -20349,23 +21126,59 @@
         </w:rPr>
         <w:t xml:space="preserve"> </w:t>
       </w:r>
-      <w:hyperlink r:id="rId406">
-        <w:r>
-          <w:rPr>
-            <w:lang w:val="es_ES" w:bidi="es_ES"/>
-          </w:rPr>
-          <w:rPr>
-            <w:color w:val="0000EE"/>
-            <w:u w:val="single"/>
-          </w:rPr>
-          <w:t>Jeremías 23:1–4</w:t>
-        </w:r>
-      </w:hyperlink>
-      <w:r>
-        <w:rPr>
-          <w:lang w:val="es_ES" w:bidi="es_ES"/>
-        </w:rPr>
-        <w:t>). Esta fue la acusación más dura de Jesús contra los líderes judíos.</w:t>
+      <w:hyperlink r:id="rId415">
+        <w:r>
+          <w:rPr>
+            <w:lang w:val="es_ES" w:bidi="es_ES"/>
+          </w:rPr>
+          <w:rPr>
+            <w:color w:val="0000EE"/>
+            <w:u w:val="single"/>
+          </w:rPr>
+          <w:t>80:1,</w:t>
+        </w:r>
+      </w:hyperlink>
+      <w:r>
+        <w:rPr>
+          <w:lang w:val="es_ES" w:bidi="es_ES"/>
+        </w:rPr>
+        <w:t xml:space="preserve"> </w:t>
+      </w:r>
+      <w:hyperlink r:id="rId410">
+        <w:r>
+          <w:rPr>
+            <w:lang w:val="es_ES" w:bidi="es_ES"/>
+          </w:rPr>
+          <w:rPr>
+            <w:color w:val="0000EE"/>
+            <w:u w:val="single"/>
+          </w:rPr>
+          <w:t>Is 40:10–11</w:t>
+        </w:r>
+      </w:hyperlink>
+      <w:r>
+        <w:rPr>
+          <w:lang w:val="es_ES" w:bidi="es_ES"/>
+        </w:rPr>
+        <w:t>). Los líderes del pueblo de Dios deben pastorear su rebaño como lo hace Dios (</w:t>
+      </w:r>
+      <w:hyperlink r:id="rId416">
+        <w:r>
+          <w:rPr>
+            <w:lang w:val="es_ES" w:bidi="es_ES"/>
+          </w:rPr>
+          <w:rPr>
+            <w:color w:val="0000EE"/>
+            <w:u w:val="single"/>
+          </w:rPr>
+          <w:t>Ez 34:23</w:t>
+        </w:r>
+      </w:hyperlink>
+      <w:r>
+        <w:rPr>
+          <w:lang w:val="es_ES" w:bidi="es_ES"/>
+        </w:rPr>
+        <w:t>). Sin embargo, los líderes de Israel en la época de Jesús eran malos pastores.</w:t>
       </w:r>
       <w:r>
         <w:rPr>
@@ -20394,37 +21207,103 @@
         <w:rPr>
           <w:lang w:val="es_ES" w:bidi="es_ES"/>
         </w:rPr>
-        <w:t>Juan 10:1–21</w:t>
-      </w:r>
-      <w:r>
-        <w:rPr>
-          <w:lang w:val="es_ES" w:bidi="es_ES"/>
-        </w:rPr>
-      </w:r>
-    </w:p>
-    <w:p>
-      <w:pPr/>
-      <w:r>
-        <w:rPr>
-          <w:lang w:val="es_ES" w:bidi="es_ES"/>
-        </w:rPr>
-      </w:r>
-      <w:r>
-        <w:rPr>
-          <w:lang w:val="es_ES" w:bidi="es_ES"/>
-        </w:rPr>
-        <w:t>Esta ilustración de un pastor y sus ovejas asume una comprensión del pastoreo del Medio Oriente y se basa en la tradición del Antiguo Testamento profundamente arraigada en la cultura judía del primer siglo. Dios era el pastor de Israel (</w:t>
-      </w:r>
-      <w:hyperlink r:id="rId407">
-        <w:r>
-          <w:rPr>
-            <w:lang w:val="es_ES" w:bidi="es_ES"/>
-          </w:rPr>
-          <w:rPr>
-            <w:color w:val="0000EE"/>
-            <w:u w:val="single"/>
-          </w:rPr>
-          <w:t>Gn 49:24,</w:t>
+        <w:t>Juan 10:14–17</w:t>
+      </w:r>
+      <w:r>
+        <w:rPr>
+          <w:lang w:val="es_ES" w:bidi="es_ES"/>
+        </w:rPr>
+      </w:r>
+    </w:p>
+    <w:p>
+      <w:pPr/>
+      <w:r>
+        <w:rPr>
+          <w:lang w:val="es_ES" w:bidi="es_ES"/>
+        </w:rPr>
+      </w:r>
+      <w:r>
+        <w:rPr>
+          <w:lang w:val="es_ES" w:bidi="es_ES"/>
+        </w:rPr>
+        <w:t xml:space="preserve">"Sacrifico mi vida por las ovejas": Jesús estaba aludiendo a su crucifixión (cap. </w:t>
+      </w:r>
+      <w:hyperlink r:id="rId417">
+        <w:r>
+          <w:rPr>
+            <w:lang w:val="es_ES" w:bidi="es_ES"/>
+          </w:rPr>
+          <w:rPr>
+            <w:color w:val="0000EE"/>
+            <w:u w:val="single"/>
+          </w:rPr>
+          <w:t>19</w:t>
+        </w:r>
+      </w:hyperlink>
+      <w:r>
+        <w:rPr>
+          <w:lang w:val="es_ES" w:bidi="es_ES"/>
+        </w:rPr>
+        <w:t>).</w:t>
+      </w:r>
+      <w:r>
+        <w:rPr>
+          <w:lang w:val="es_ES" w:bidi="es_ES"/>
+        </w:rPr>
+      </w:r>
+      <w:r>
+        <w:rPr>
+          <w:lang w:val="es_ES" w:bidi="es_ES"/>
+        </w:rPr>
+      </w:r>
+    </w:p>
+    <w:p>
+      <w:pPr/>
+      <w:r>
+        <w:rPr>
+          <w:lang w:val="es_ES" w:bidi="es_ES"/>
+        </w:rPr>
+      </w:r>
+    </w:p>
+    <w:p>
+      <w:pPr>
+        <w:pStyle w:val="Heading2"/>
+      </w:pPr>
+      <w:r>
+        <w:rPr>
+          <w:lang w:val="es_ES" w:bidi="es_ES"/>
+        </w:rPr>
+        <w:t>Juan 10:15</w:t>
+      </w:r>
+      <w:r>
+        <w:rPr>
+          <w:lang w:val="es_ES" w:bidi="es_ES"/>
+        </w:rPr>
+      </w:r>
+    </w:p>
+    <w:p>
+      <w:pPr/>
+      <w:r>
+        <w:rPr>
+          <w:lang w:val="es_ES" w:bidi="es_ES"/>
+        </w:rPr>
+      </w:r>
+      <w:r>
+        <w:rPr>
+          <w:lang w:val="es_ES" w:bidi="es_ES"/>
+        </w:rPr>
+        <w:t>El Padre y el Hijo comparten una profunda intimidad, que Jesús comparte con sus ovejas a través del Espíritu Santo (</w:t>
+      </w:r>
+      <w:hyperlink r:id="rId418">
+        <w:r>
+          <w:rPr>
+            <w:lang w:val="es_ES" w:bidi="es_ES"/>
+          </w:rPr>
+          <w:rPr>
+            <w:color w:val="0000EE"/>
+            <w:u w:val="single"/>
+          </w:rPr>
+          <w:t>14:23–31,</w:t>
         </w:r>
       </w:hyperlink>
       <w:r>
@@ -20433,160 +21312,16 @@
         </w:rPr>
         <w:t xml:space="preserve"> </w:t>
       </w:r>
-      <w:hyperlink r:id="rId408">
-        <w:r>
-          <w:rPr>
-            <w:lang w:val="es_ES" w:bidi="es_ES"/>
-          </w:rPr>
-          <w:rPr>
-            <w:color w:val="0000EE"/>
-            <w:u w:val="single"/>
-          </w:rPr>
-          <w:t>Sal 23,</w:t>
-        </w:r>
-      </w:hyperlink>
-      <w:r>
-        <w:rPr>
-          <w:lang w:val="es_ES" w:bidi="es_ES"/>
-        </w:rPr>
-        <w:t xml:space="preserve"> </w:t>
-      </w:r>
-      <w:hyperlink r:id="rId409">
-        <w:r>
-          <w:rPr>
-            <w:lang w:val="es_ES" w:bidi="es_ES"/>
-          </w:rPr>
-          <w:rPr>
-            <w:color w:val="0000EE"/>
-            <w:u w:val="single"/>
-          </w:rPr>
-          <w:t>78:52–53,</w:t>
-        </w:r>
-      </w:hyperlink>
-      <w:r>
-        <w:rPr>
-          <w:lang w:val="es_ES" w:bidi="es_ES"/>
-        </w:rPr>
-        <w:t xml:space="preserve"> </w:t>
-      </w:r>
-      <w:hyperlink r:id="rId410">
-        <w:r>
-          <w:rPr>
-            <w:lang w:val="es_ES" w:bidi="es_ES"/>
-          </w:rPr>
-          <w:rPr>
-            <w:color w:val="0000EE"/>
-            <w:u w:val="single"/>
-          </w:rPr>
-          <w:t>Is 40:10–11</w:t>
-        </w:r>
-      </w:hyperlink>
-      <w:r>
-        <w:rPr>
-          <w:lang w:val="es_ES" w:bidi="es_ES"/>
-        </w:rPr>
-        <w:t>). Los líderes espirituales y políticos de Israel también eran pastores del pueblo de Dios, el rebaño de Dios (</w:t>
-      </w:r>
-      <w:hyperlink r:id="rId411">
-        <w:r>
-          <w:rPr>
-            <w:lang w:val="es_ES" w:bidi="es_ES"/>
-          </w:rPr>
-          <w:rPr>
-            <w:color w:val="0000EE"/>
-            <w:u w:val="single"/>
-          </w:rPr>
-          <w:t>Is 56:9–12,</w:t>
-        </w:r>
-      </w:hyperlink>
-      <w:r>
-        <w:rPr>
-          <w:lang w:val="es_ES" w:bidi="es_ES"/>
-        </w:rPr>
-        <w:t xml:space="preserve"> </w:t>
-      </w:r>
-      <w:hyperlink r:id="rId406">
-        <w:r>
-          <w:rPr>
-            <w:lang w:val="es_ES" w:bidi="es_ES"/>
-          </w:rPr>
-          <w:rPr>
-            <w:color w:val="0000EE"/>
-            <w:u w:val="single"/>
-          </w:rPr>
-          <w:t>Jr 23:1–4</w:t>
-        </w:r>
-      </w:hyperlink>
-      <w:r>
-        <w:rPr>
-          <w:lang w:val="es_ES" w:bidi="es_ES"/>
-        </w:rPr>
-        <w:t xml:space="preserve">; </w:t>
-      </w:r>
-      <w:hyperlink r:id="rId412">
-        <w:r>
-          <w:rPr>
-            <w:lang w:val="es_ES" w:bidi="es_ES"/>
-          </w:rPr>
-          <w:rPr>
-            <w:color w:val="0000EE"/>
-            <w:u w:val="single"/>
-          </w:rPr>
-          <w:t>Ez 34</w:t>
-        </w:r>
-      </w:hyperlink>
-      <w:r>
-        <w:rPr>
-          <w:lang w:val="es_ES" w:bidi="es_ES"/>
-        </w:rPr>
-        <w:t xml:space="preserve">). El sermón de Jesús se basa en la ocasión de Hanukkah (ver </w:t>
-      </w:r>
-      <w:hyperlink r:id="rId413">
-        <w:r>
-          <w:rPr>
-            <w:lang w:val="es_ES" w:bidi="es_ES"/>
-          </w:rPr>
-          <w:rPr>
-            <w:color w:val="0000EE"/>
-            <w:u w:val="single"/>
-          </w:rPr>
-          <w:t>Jn 10:22</w:t>
-        </w:r>
-      </w:hyperlink>
-      <w:r>
-        <w:rPr>
-          <w:lang w:val="es_ES" w:bidi="es_ES"/>
-        </w:rPr>
-        <w:t xml:space="preserve">) para abordar el tema de los pastores, utilizando este festival como una oportunidad para reflexionar sobre los líderes de Israel (“pastores”) a la luz de </w:t>
-      </w:r>
-      <w:hyperlink r:id="rId412">
-        <w:r>
-          <w:rPr>
-            <w:lang w:val="es_ES" w:bidi="es_ES"/>
-          </w:rPr>
-          <w:rPr>
-            <w:color w:val="0000EE"/>
-            <w:u w:val="single"/>
-          </w:rPr>
-          <w:t>Ez 34</w:t>
-        </w:r>
-      </w:hyperlink>
-      <w:r>
-        <w:rPr>
-          <w:lang w:val="es_ES" w:bidi="es_ES"/>
-        </w:rPr>
-        <w:t>. Jesús se presenta a sí mismo como el buen pastor (</w:t>
-      </w:r>
-      <w:hyperlink r:id="rId264">
-        <w:r>
-          <w:rPr>
-            <w:lang w:val="es_ES" w:bidi="es_ES"/>
-          </w:rPr>
-          <w:rPr>
-            <w:color w:val="0000EE"/>
-            <w:u w:val="single"/>
-          </w:rPr>
-          <w:t>Jn 10:11–14</w:t>
+      <w:hyperlink r:id="rId419">
+        <w:r>
+          <w:rPr>
+            <w:lang w:val="es_ES" w:bidi="es_ES"/>
+          </w:rPr>
+          <w:rPr>
+            <w:color w:val="0000EE"/>
+            <w:u w:val="single"/>
+          </w:rPr>
+          <w:t>15:1–11</w:t>
         </w:r>
       </w:hyperlink>
       <w:r>
@@ -20622,57 +21357,57 @@
         <w:rPr>
           <w:lang w:val="es_ES" w:bidi="es_ES"/>
         </w:rPr>
-        <w:t>Juan 10:1–42</w:t>
-      </w:r>
-      <w:r>
-        <w:rPr>
-          <w:lang w:val="es_ES" w:bidi="es_ES"/>
-        </w:rPr>
-      </w:r>
-    </w:p>
-    <w:p>
-      <w:pPr/>
-      <w:r>
-        <w:rPr>
-          <w:lang w:val="es_ES" w:bidi="es_ES"/>
-        </w:rPr>
-      </w:r>
-      <w:hyperlink r:id="rId232">
-        <w:r>
-          <w:rPr>
-            <w:lang w:val="es_ES" w:bidi="es_ES"/>
-          </w:rPr>
-          <w:rPr>
-            <w:color w:val="0000EE"/>
-            <w:u w:val="single"/>
-          </w:rPr>
-          <w:t>El Capítulo 10</w:t>
-        </w:r>
-      </w:hyperlink>
-      <w:r>
-        <w:rPr>
-          <w:lang w:val="es_ES" w:bidi="es_ES"/>
-        </w:rPr>
-        <w:t xml:space="preserve"> continúa la serie de sermones festivos (ver </w:t>
-      </w:r>
-      <w:r>
-        <w:rPr>
-          <w:lang w:val="es_ES" w:bidi="es_ES"/>
-        </w:rPr>
-        <w:t>nota de estudio sobre 5:1–10:42</w:t>
-      </w:r>
-      <w:r>
-        <w:rPr>
-          <w:lang w:val="es_ES" w:bidi="es_ES"/>
-        </w:rPr>
-        <w:t xml:space="preserve">). Aquí, el escenario es Hanukkah (la Fiesta de la Dedicación), cuyo momento es crucial para entender la historia (ver </w:t>
-      </w:r>
-      <w:r>
-        <w:rPr>
-          <w:lang w:val="es_ES" w:bidi="es_ES"/>
-        </w:rPr>
-        <w:t>nota de estudio sobre 10:22</w:t>
-      </w:r>
+        <w:t>Juan 10:16</w:t>
+      </w:r>
+      <w:r>
+        <w:rPr>
+          <w:lang w:val="es_ES" w:bidi="es_ES"/>
+        </w:rPr>
+      </w:r>
+    </w:p>
+    <w:p>
+      <w:pPr/>
+      <w:r>
+        <w:rPr>
+          <w:lang w:val="es_ES" w:bidi="es_ES"/>
+        </w:rPr>
+      </w:r>
+      <w:r>
+        <w:rPr>
+          <w:lang w:val="es_ES" w:bidi="es_ES"/>
+        </w:rPr>
+        <w:t xml:space="preserve">"otras ovejas": Los creyentes fuera del judaísmo un día se unirían al redil de Jesús (ver </w:t>
+      </w:r>
+      <w:hyperlink r:id="rId420">
+        <w:r>
+          <w:rPr>
+            <w:lang w:val="es_ES" w:bidi="es_ES"/>
+          </w:rPr>
+          <w:rPr>
+            <w:color w:val="0000EE"/>
+            <w:u w:val="single"/>
+          </w:rPr>
+          <w:t>11:52</w:t>
+        </w:r>
+      </w:hyperlink>
+      <w:r>
+        <w:rPr>
+          <w:lang w:val="es_ES" w:bidi="es_ES"/>
+        </w:rPr>
+        <w:t>). En la visión de Jesús para su pueblo, los creyentes judíos y gentiles de diversas culturas se convertirían en un solo rebaño con un solo pastor (</w:t>
+      </w:r>
+      <w:hyperlink r:id="rId421">
+        <w:r>
+          <w:rPr>
+            <w:lang w:val="es_ES" w:bidi="es_ES"/>
+          </w:rPr>
+          <w:rPr>
+            <w:color w:val="0000EE"/>
+            <w:u w:val="single"/>
+          </w:rPr>
+          <w:t>17:20–23</w:t>
+        </w:r>
+      </w:hyperlink>
       <w:r>
         <w:rPr>
           <w:lang w:val="es_ES" w:bidi="es_ES"/>
@@ -20706,720 +21441,6 @@
         <w:rPr>
           <w:lang w:val="es_ES" w:bidi="es_ES"/>
         </w:rPr>
-        <w:t>Juan 10:3</w:t>
-      </w:r>
-      <w:r>
-        <w:rPr>
-          <w:lang w:val="es_ES" w:bidi="es_ES"/>
-        </w:rPr>
-      </w:r>
-    </w:p>
-    <w:p>
-      <w:pPr/>
-      <w:r>
-        <w:rPr>
-          <w:lang w:val="es_ES" w:bidi="es_ES"/>
-        </w:rPr>
-      </w:r>
-      <w:r>
-        <w:rPr>
-          <w:lang w:val="es_ES" w:bidi="es_ES"/>
-        </w:rPr>
-        <w:t>"las ovejas reconocen su voz": El pastor del Medio Oriente es bien conocido por tener un conocimiento íntimo de las ovejas. Las ovejas son guiadas con melodías de flauta, canciones o comandos verbales.</w:t>
-      </w:r>
-      <w:r>
-        <w:rPr>
-          <w:lang w:val="es_ES" w:bidi="es_ES"/>
-        </w:rPr>
-      </w:r>
-      <w:r>
-        <w:rPr>
-          <w:lang w:val="es_ES" w:bidi="es_ES"/>
-        </w:rPr>
-      </w:r>
-    </w:p>
-    <w:p>
-      <w:pPr/>
-      <w:r>
-        <w:rPr>
-          <w:lang w:val="es_ES" w:bidi="es_ES"/>
-        </w:rPr>
-      </w:r>
-    </w:p>
-    <w:p>
-      <w:pPr>
-        <w:pStyle w:val="Heading2"/>
-      </w:pPr>
-      <w:r>
-        <w:rPr>
-          <w:lang w:val="es_ES" w:bidi="es_ES"/>
-        </w:rPr>
-        <w:t>Juan 10:4</w:t>
-      </w:r>
-      <w:r>
-        <w:rPr>
-          <w:lang w:val="es_ES" w:bidi="es_ES"/>
-        </w:rPr>
-      </w:r>
-    </w:p>
-    <w:p>
-      <w:pPr/>
-      <w:r>
-        <w:rPr>
-          <w:lang w:val="es_ES" w:bidi="es_ES"/>
-        </w:rPr>
-      </w:r>
-      <w:r>
-        <w:rPr>
-          <w:lang w:val="es_ES" w:bidi="es_ES"/>
-        </w:rPr>
-        <w:t>Un buen pastor siempre guía a sus ovejas; nunca las empuja. Cuando reconocen su voz, confían en su liderazgo y lo siguen.</w:t>
-      </w:r>
-      <w:r>
-        <w:rPr>
-          <w:lang w:val="es_ES" w:bidi="es_ES"/>
-        </w:rPr>
-      </w:r>
-      <w:r>
-        <w:rPr>
-          <w:lang w:val="es_ES" w:bidi="es_ES"/>
-        </w:rPr>
-      </w:r>
-    </w:p>
-    <w:p>
-      <w:pPr/>
-      <w:r>
-        <w:rPr>
-          <w:lang w:val="es_ES" w:bidi="es_ES"/>
-        </w:rPr>
-      </w:r>
-    </w:p>
-    <w:p>
-      <w:pPr>
-        <w:pStyle w:val="Heading2"/>
-      </w:pPr>
-      <w:r>
-        <w:rPr>
-          <w:lang w:val="es_ES" w:bidi="es_ES"/>
-        </w:rPr>
-        <w:t>Juan 10:7</w:t>
-      </w:r>
-      <w:r>
-        <w:rPr>
-          <w:lang w:val="es_ES" w:bidi="es_ES"/>
-        </w:rPr>
-      </w:r>
-    </w:p>
-    <w:p>
-      <w:pPr/>
-      <w:r>
-        <w:rPr>
-          <w:lang w:val="es_ES" w:bidi="es_ES"/>
-        </w:rPr>
-      </w:r>
-      <w:r>
-        <w:rPr>
-          <w:lang w:val="es_ES" w:bidi="es_ES"/>
-        </w:rPr>
-        <w:t xml:space="preserve">"Yo Soy": Ver </w:t>
-      </w:r>
-      <w:r>
-        <w:rPr>
-          <w:lang w:val="es_ES" w:bidi="es_ES"/>
-        </w:rPr>
-        <w:t>nota de estudio en 6:35</w:t>
-      </w:r>
-      <w:r>
-        <w:rPr>
-          <w:lang w:val="es_ES" w:bidi="es_ES"/>
-        </w:rPr>
-        <w:t>. Un buen pastor es conocido por proteger a las ovejas en la puerta como un centinela.</w:t>
-      </w:r>
-      <w:r>
-        <w:rPr>
-          <w:lang w:val="es_ES" w:bidi="es_ES"/>
-        </w:rPr>
-      </w:r>
-      <w:r>
-        <w:rPr>
-          <w:lang w:val="es_ES" w:bidi="es_ES"/>
-        </w:rPr>
-      </w:r>
-    </w:p>
-    <w:p>
-      <w:pPr/>
-      <w:r>
-        <w:rPr>
-          <w:lang w:val="es_ES" w:bidi="es_ES"/>
-        </w:rPr>
-      </w:r>
-    </w:p>
-    <w:p>
-      <w:pPr>
-        <w:pStyle w:val="Heading2"/>
-      </w:pPr>
-      <w:r>
-        <w:rPr>
-          <w:lang w:val="es_ES" w:bidi="es_ES"/>
-        </w:rPr>
-        <w:t>Juan 10:9</w:t>
-      </w:r>
-      <w:r>
-        <w:rPr>
-          <w:lang w:val="es_ES" w:bidi="es_ES"/>
-        </w:rPr>
-      </w:r>
-    </w:p>
-    <w:p>
-      <w:pPr/>
-      <w:r>
-        <w:rPr>
-          <w:lang w:val="es_ES" w:bidi="es_ES"/>
-        </w:rPr>
-      </w:r>
-      <w:r>
-        <w:rPr>
-          <w:lang w:val="es_ES" w:bidi="es_ES"/>
-        </w:rPr>
-        <w:t>"serán salvados" (o "encontrarán seguridad"): Como guardián, Jesús mantiene alejados a aquellos que podrían dañar a sus ovejas, manteniendo a sus ovejas dentro del corral donde están seguras.</w:t>
-      </w:r>
-      <w:r>
-        <w:rPr>
-          <w:lang w:val="es_ES" w:bidi="es_ES"/>
-        </w:rPr>
-      </w:r>
-      <w:r>
-        <w:rPr>
-          <w:lang w:val="es_ES" w:bidi="es_ES"/>
-        </w:rPr>
-      </w:r>
-    </w:p>
-    <w:p>
-      <w:pPr/>
-      <w:r>
-        <w:rPr>
-          <w:lang w:val="es_ES" w:bidi="es_ES"/>
-        </w:rPr>
-      </w:r>
-    </w:p>
-    <w:p>
-      <w:pPr>
-        <w:pStyle w:val="Heading2"/>
-      </w:pPr>
-      <w:r>
-        <w:rPr>
-          <w:lang w:val="es_ES" w:bidi="es_ES"/>
-        </w:rPr>
-        <w:t>Juan 10:10</w:t>
-      </w:r>
-      <w:r>
-        <w:rPr>
-          <w:lang w:val="es_ES" w:bidi="es_ES"/>
-        </w:rPr>
-      </w:r>
-    </w:p>
-    <w:p>
-      <w:pPr/>
-      <w:r>
-        <w:rPr>
-          <w:lang w:val="es_ES" w:bidi="es_ES"/>
-        </w:rPr>
-      </w:r>
-      <w:r>
-        <w:rPr>
-          <w:lang w:val="es_ES" w:bidi="es_ES"/>
-        </w:rPr>
-        <w:t xml:space="preserve">Los seguidores de Jesús deben estar atentos a los malos pastores que desean robar, matar y destruir. Al contar la historia de Hanukkah al pueblo judío (ver </w:t>
-      </w:r>
-      <w:r>
-        <w:rPr>
-          <w:lang w:val="es_ES" w:bidi="es_ES"/>
-        </w:rPr>
-        <w:t>nota de estudio en 10:22</w:t>
-      </w:r>
-      <w:r>
-        <w:rPr>
-          <w:lang w:val="es_ES" w:bidi="es_ES"/>
-        </w:rPr>
-        <w:t>), se les recordó sobre los falsos líderes religiosos cuyas fallas habían llevado a la pérdida del Templo de Dios en Jerusalén.</w:t>
-      </w:r>
-      <w:r>
-        <w:rPr>
-          <w:lang w:val="es_ES" w:bidi="es_ES"/>
-        </w:rPr>
-      </w:r>
-      <w:r>
-        <w:rPr>
-          <w:lang w:val="es_ES" w:bidi="es_ES"/>
-        </w:rPr>
-      </w:r>
-    </w:p>
-    <w:p>
-      <w:pPr/>
-      <w:r>
-        <w:rPr>
-          <w:lang w:val="es_ES" w:bidi="es_ES"/>
-        </w:rPr>
-      </w:r>
-    </w:p>
-    <w:p>
-      <w:pPr>
-        <w:pStyle w:val="Heading2"/>
-      </w:pPr>
-      <w:r>
-        <w:rPr>
-          <w:lang w:val="es_ES" w:bidi="es_ES"/>
-        </w:rPr>
-        <w:t>Juan 10:11–13</w:t>
-      </w:r>
-      <w:r>
-        <w:rPr>
-          <w:lang w:val="es_ES" w:bidi="es_ES"/>
-        </w:rPr>
-      </w:r>
-    </w:p>
-    <w:p>
-      <w:pPr/>
-      <w:r>
-        <w:rPr>
-          <w:lang w:val="es_ES" w:bidi="es_ES"/>
-        </w:rPr>
-      </w:r>
-      <w:r>
-        <w:rPr>
-          <w:lang w:val="es_ES" w:bidi="es_ES"/>
-        </w:rPr>
-        <w:t>Las pequeñas aldeas a menudo creaban rebaños comunales y empleaban a un jornalero para cuidar las ovejas. Sin embargo, un empleado carecía del compromiso de un verdadero pastor. El desierto de Judea tenía muchos depredadores. Cuando un lobo u otros depredadores atacaban, el jornalero huía en lugar de defender a las ovejas. Jesús nunca hará esto; él siempre se interpondrá entre sus ovejas y el peligro.</w:t>
-      </w:r>
-      <w:r>
-        <w:rPr>
-          <w:lang w:val="es_ES" w:bidi="es_ES"/>
-        </w:rPr>
-      </w:r>
-      <w:r>
-        <w:rPr>
-          <w:lang w:val="es_ES" w:bidi="es_ES"/>
-        </w:rPr>
-      </w:r>
-    </w:p>
-    <w:p>
-      <w:pPr/>
-      <w:r>
-        <w:rPr>
-          <w:lang w:val="es_ES" w:bidi="es_ES"/>
-        </w:rPr>
-      </w:r>
-    </w:p>
-    <w:p>
-      <w:pPr>
-        <w:pStyle w:val="Heading2"/>
-      </w:pPr>
-      <w:r>
-        <w:rPr>
-          <w:lang w:val="es_ES" w:bidi="es_ES"/>
-        </w:rPr>
-        <w:t>Juan 10:11–14</w:t>
-      </w:r>
-      <w:r>
-        <w:rPr>
-          <w:lang w:val="es_ES" w:bidi="es_ES"/>
-        </w:rPr>
-      </w:r>
-    </w:p>
-    <w:p>
-      <w:pPr/>
-      <w:r>
-        <w:rPr>
-          <w:lang w:val="es_ES" w:bidi="es_ES"/>
-        </w:rPr>
-      </w:r>
-      <w:r>
-        <w:rPr>
-          <w:lang w:val="es_ES" w:bidi="es_ES"/>
-        </w:rPr>
-        <w:t xml:space="preserve">"Yo Soy": Ver </w:t>
-      </w:r>
-      <w:r>
-        <w:rPr>
-          <w:lang w:val="es_ES" w:bidi="es_ES"/>
-        </w:rPr>
-        <w:t>nota de estudio en 6:35</w:t>
-      </w:r>
-      <w:r>
-        <w:rPr>
-          <w:lang w:val="es_ES" w:bidi="es_ES"/>
-        </w:rPr>
-        <w:t xml:space="preserve">. El buen pastor guía a sus ovejas, encuentra comida y agua, y localiza caminos en el desierto (ver </w:t>
-      </w:r>
-      <w:hyperlink r:id="rId408">
-        <w:r>
-          <w:rPr>
-            <w:lang w:val="es_ES" w:bidi="es_ES"/>
-          </w:rPr>
-          <w:rPr>
-            <w:color w:val="0000EE"/>
-            <w:u w:val="single"/>
-          </w:rPr>
-          <w:t>Sal 23</w:t>
-        </w:r>
-      </w:hyperlink>
-      <w:r>
-        <w:rPr>
-          <w:lang w:val="es_ES" w:bidi="es_ES"/>
-        </w:rPr>
-        <w:t>). El buen pastor se interpone entre sus ovejas y el peligro (</w:t>
-      </w:r>
-      <w:hyperlink r:id="rId414">
-        <w:r>
-          <w:rPr>
-            <w:lang w:val="es_ES" w:bidi="es_ES"/>
-          </w:rPr>
-          <w:rPr>
-            <w:color w:val="0000EE"/>
-            <w:u w:val="single"/>
-          </w:rPr>
-          <w:t>Juan 10:11</w:t>
-        </w:r>
-      </w:hyperlink>
-      <w:r>
-        <w:rPr>
-          <w:lang w:val="es_ES" w:bidi="es_ES"/>
-        </w:rPr>
-        <w:t>) y lucha para protegerlas. El Antiguo Testamento describe a Dios como el pastor de Israel (</w:t>
-      </w:r>
-      <w:hyperlink r:id="rId408">
-        <w:r>
-          <w:rPr>
-            <w:lang w:val="es_ES" w:bidi="es_ES"/>
-          </w:rPr>
-          <w:rPr>
-            <w:color w:val="0000EE"/>
-            <w:u w:val="single"/>
-          </w:rPr>
-          <w:t>Sal 23,</w:t>
-        </w:r>
-      </w:hyperlink>
-      <w:r>
-        <w:rPr>
-          <w:lang w:val="es_ES" w:bidi="es_ES"/>
-        </w:rPr>
-        <w:t xml:space="preserve"> </w:t>
-      </w:r>
-      <w:hyperlink r:id="rId415">
-        <w:r>
-          <w:rPr>
-            <w:lang w:val="es_ES" w:bidi="es_ES"/>
-          </w:rPr>
-          <w:rPr>
-            <w:color w:val="0000EE"/>
-            <w:u w:val="single"/>
-          </w:rPr>
-          <w:t>80:1,</w:t>
-        </w:r>
-      </w:hyperlink>
-      <w:r>
-        <w:rPr>
-          <w:lang w:val="es_ES" w:bidi="es_ES"/>
-        </w:rPr>
-        <w:t xml:space="preserve"> </w:t>
-      </w:r>
-      <w:hyperlink r:id="rId410">
-        <w:r>
-          <w:rPr>
-            <w:lang w:val="es_ES" w:bidi="es_ES"/>
-          </w:rPr>
-          <w:rPr>
-            <w:color w:val="0000EE"/>
-            <w:u w:val="single"/>
-          </w:rPr>
-          <w:t>Is 40:10–11</w:t>
-        </w:r>
-      </w:hyperlink>
-      <w:r>
-        <w:rPr>
-          <w:lang w:val="es_ES" w:bidi="es_ES"/>
-        </w:rPr>
-        <w:t>). Los líderes del pueblo de Dios deben pastorear su rebaño como lo hace Dios (</w:t>
-      </w:r>
-      <w:hyperlink r:id="rId416">
-        <w:r>
-          <w:rPr>
-            <w:lang w:val="es_ES" w:bidi="es_ES"/>
-          </w:rPr>
-          <w:rPr>
-            <w:color w:val="0000EE"/>
-            <w:u w:val="single"/>
-          </w:rPr>
-          <w:t>Ez 34:23</w:t>
-        </w:r>
-      </w:hyperlink>
-      <w:r>
-        <w:rPr>
-          <w:lang w:val="es_ES" w:bidi="es_ES"/>
-        </w:rPr>
-        <w:t>). Sin embargo, los líderes de Israel en la época de Jesús eran malos pastores.</w:t>
-      </w:r>
-      <w:r>
-        <w:rPr>
-          <w:lang w:val="es_ES" w:bidi="es_ES"/>
-        </w:rPr>
-      </w:r>
-      <w:r>
-        <w:rPr>
-          <w:lang w:val="es_ES" w:bidi="es_ES"/>
-        </w:rPr>
-      </w:r>
-    </w:p>
-    <w:p>
-      <w:pPr/>
-      <w:r>
-        <w:rPr>
-          <w:lang w:val="es_ES" w:bidi="es_ES"/>
-        </w:rPr>
-      </w:r>
-    </w:p>
-    <w:p>
-      <w:pPr>
-        <w:pStyle w:val="Heading2"/>
-      </w:pPr>
-      <w:r>
-        <w:rPr>
-          <w:lang w:val="es_ES" w:bidi="es_ES"/>
-        </w:rPr>
-        <w:t>Juan 10:14–17</w:t>
-      </w:r>
-      <w:r>
-        <w:rPr>
-          <w:lang w:val="es_ES" w:bidi="es_ES"/>
-        </w:rPr>
-      </w:r>
-    </w:p>
-    <w:p>
-      <w:pPr/>
-      <w:r>
-        <w:rPr>
-          <w:lang w:val="es_ES" w:bidi="es_ES"/>
-        </w:rPr>
-      </w:r>
-      <w:r>
-        <w:rPr>
-          <w:lang w:val="es_ES" w:bidi="es_ES"/>
-        </w:rPr>
-        <w:t xml:space="preserve">"Sacrifico mi vida por las ovejas": Jesús estaba aludiendo a su crucifixión (cap. </w:t>
-      </w:r>
-      <w:hyperlink r:id="rId417">
-        <w:r>
-          <w:rPr>
-            <w:lang w:val="es_ES" w:bidi="es_ES"/>
-          </w:rPr>
-          <w:rPr>
-            <w:color w:val="0000EE"/>
-            <w:u w:val="single"/>
-          </w:rPr>
-          <w:t>19</w:t>
-        </w:r>
-      </w:hyperlink>
-      <w:r>
-        <w:rPr>
-          <w:lang w:val="es_ES" w:bidi="es_ES"/>
-        </w:rPr>
-        <w:t>).</w:t>
-      </w:r>
-      <w:r>
-        <w:rPr>
-          <w:lang w:val="es_ES" w:bidi="es_ES"/>
-        </w:rPr>
-      </w:r>
-      <w:r>
-        <w:rPr>
-          <w:lang w:val="es_ES" w:bidi="es_ES"/>
-        </w:rPr>
-      </w:r>
-    </w:p>
-    <w:p>
-      <w:pPr/>
-      <w:r>
-        <w:rPr>
-          <w:lang w:val="es_ES" w:bidi="es_ES"/>
-        </w:rPr>
-      </w:r>
-    </w:p>
-    <w:p>
-      <w:pPr>
-        <w:pStyle w:val="Heading2"/>
-      </w:pPr>
-      <w:r>
-        <w:rPr>
-          <w:lang w:val="es_ES" w:bidi="es_ES"/>
-        </w:rPr>
-        <w:t>Juan 10:15</w:t>
-      </w:r>
-      <w:r>
-        <w:rPr>
-          <w:lang w:val="es_ES" w:bidi="es_ES"/>
-        </w:rPr>
-      </w:r>
-    </w:p>
-    <w:p>
-      <w:pPr/>
-      <w:r>
-        <w:rPr>
-          <w:lang w:val="es_ES" w:bidi="es_ES"/>
-        </w:rPr>
-      </w:r>
-      <w:r>
-        <w:rPr>
-          <w:lang w:val="es_ES" w:bidi="es_ES"/>
-        </w:rPr>
-        <w:t>El Padre y el Hijo comparten una profunda intimidad, que Jesús comparte con sus ovejas a través del Espíritu Santo (</w:t>
-      </w:r>
-      <w:hyperlink r:id="rId418">
-        <w:r>
-          <w:rPr>
-            <w:lang w:val="es_ES" w:bidi="es_ES"/>
-          </w:rPr>
-          <w:rPr>
-            <w:color w:val="0000EE"/>
-            <w:u w:val="single"/>
-          </w:rPr>
-          <w:t>14:23–31,</w:t>
-        </w:r>
-      </w:hyperlink>
-      <w:r>
-        <w:rPr>
-          <w:lang w:val="es_ES" w:bidi="es_ES"/>
-        </w:rPr>
-        <w:t xml:space="preserve"> </w:t>
-      </w:r>
-      <w:hyperlink r:id="rId419">
-        <w:r>
-          <w:rPr>
-            <w:lang w:val="es_ES" w:bidi="es_ES"/>
-          </w:rPr>
-          <w:rPr>
-            <w:color w:val="0000EE"/>
-            <w:u w:val="single"/>
-          </w:rPr>
-          <w:t>15:1–11</w:t>
-        </w:r>
-      </w:hyperlink>
-      <w:r>
-        <w:rPr>
-          <w:lang w:val="es_ES" w:bidi="es_ES"/>
-        </w:rPr>
-        <w:t>).</w:t>
-      </w:r>
-      <w:r>
-        <w:rPr>
-          <w:lang w:val="es_ES" w:bidi="es_ES"/>
-        </w:rPr>
-      </w:r>
-      <w:r>
-        <w:rPr>
-          <w:lang w:val="es_ES" w:bidi="es_ES"/>
-        </w:rPr>
-      </w:r>
-    </w:p>
-    <w:p>
-      <w:pPr/>
-      <w:r>
-        <w:rPr>
-          <w:lang w:val="es_ES" w:bidi="es_ES"/>
-        </w:rPr>
-      </w:r>
-    </w:p>
-    <w:p>
-      <w:pPr>
-        <w:pStyle w:val="Heading2"/>
-      </w:pPr>
-      <w:r>
-        <w:rPr>
-          <w:lang w:val="es_ES" w:bidi="es_ES"/>
-        </w:rPr>
-        <w:t>Juan 10:16</w:t>
-      </w:r>
-      <w:r>
-        <w:rPr>
-          <w:lang w:val="es_ES" w:bidi="es_ES"/>
-        </w:rPr>
-      </w:r>
-    </w:p>
-    <w:p>
-      <w:pPr/>
-      <w:r>
-        <w:rPr>
-          <w:lang w:val="es_ES" w:bidi="es_ES"/>
-        </w:rPr>
-      </w:r>
-      <w:r>
-        <w:rPr>
-          <w:lang w:val="es_ES" w:bidi="es_ES"/>
-        </w:rPr>
-        <w:t xml:space="preserve">"otras ovejas": Los creyentes fuera del judaísmo un día se unirían al redil de Jesús (ver </w:t>
-      </w:r>
-      <w:hyperlink r:id="rId420">
-        <w:r>
-          <w:rPr>
-            <w:lang w:val="es_ES" w:bidi="es_ES"/>
-          </w:rPr>
-          <w:rPr>
-            <w:color w:val="0000EE"/>
-            <w:u w:val="single"/>
-          </w:rPr>
-          <w:t>11:52</w:t>
-        </w:r>
-      </w:hyperlink>
-      <w:r>
-        <w:rPr>
-          <w:lang w:val="es_ES" w:bidi="es_ES"/>
-        </w:rPr>
-        <w:t>). En la visión de Jesús para su pueblo, los creyentes judíos y gentiles de diversas culturas se convertirían en un solo rebaño con un solo pastor (</w:t>
-      </w:r>
-      <w:hyperlink r:id="rId421">
-        <w:r>
-          <w:rPr>
-            <w:lang w:val="es_ES" w:bidi="es_ES"/>
-          </w:rPr>
-          <w:rPr>
-            <w:color w:val="0000EE"/>
-            <w:u w:val="single"/>
-          </w:rPr>
-          <w:t>17:20–23</w:t>
-        </w:r>
-      </w:hyperlink>
-      <w:r>
-        <w:rPr>
-          <w:lang w:val="es_ES" w:bidi="es_ES"/>
-        </w:rPr>
-        <w:t>).</w:t>
-      </w:r>
-      <w:r>
-        <w:rPr>
-          <w:lang w:val="es_ES" w:bidi="es_ES"/>
-        </w:rPr>
-      </w:r>
-      <w:r>
-        <w:rPr>
-          <w:lang w:val="es_ES" w:bidi="es_ES"/>
-        </w:rPr>
-      </w:r>
-    </w:p>
-    <w:p>
-      <w:pPr/>
-      <w:r>
-        <w:rPr>
-          <w:lang w:val="es_ES" w:bidi="es_ES"/>
-        </w:rPr>
-      </w:r>
-    </w:p>
-    <w:p>
-      <w:pPr>
-        <w:pStyle w:val="Heading2"/>
-      </w:pPr>
-      <w:r>
-        <w:rPr>
-          <w:lang w:val="es_ES" w:bidi="es_ES"/>
-        </w:rPr>
         <w:t>Juan 10:18</w:t>
       </w:r>
       <w:r>
@@ -21439,7 +21460,7 @@
         <w:rPr>
           <w:lang w:val="es_ES" w:bidi="es_ES"/>
         </w:rPr>
-        <w:t xml:space="preserve">"Nadie puede quitarme la vida": La muerte del Hijo fue voluntaria. Jesús no fue un mártir ni una víctima. Su decisión de morir fue dada libremente en obediencia y relación íntima con su Padre (ver </w:t>
+        <w:t xml:space="preserve">"Nadie puede quitarme la vida": La muerte del Hijo fue voluntaria. Jesús no fue una víctima indefensa de acontecimientos que escapaban a su control. Su decisión de morir fue dada libremente en obediencia y relación íntima con su Padre (ver </w:t>
       </w:r>
       <w:hyperlink r:id="rId422">
         <w:r>

--- a/spa/docx/43.content.docx
+++ b/spa/docx/43.content.docx
@@ -13503,7 +13503,21 @@
         <w:rPr>
           <w:lang w:val="es_ES" w:bidi="es_ES"/>
         </w:rPr>
-        <w:t>). Dado que “carne y sangre” era un modismo judío para referirse a la persona completa, Jesús podría haber estado llamando a la gente a consumirlo completamente creyendo plenamente en él. Algunas tradiciones cristianas ven el pan como la carne literal de Cristo rota por nosotros y el vino como su sangre literal derramada por nosotros. Otros toman el significado en términos puramente espirituales. De cualquier manera, recibir la comunión significa nada menos que abrazar el sacrificio vivificante de Jesús.</w:t>
+        <w:t xml:space="preserve">). Dado que “carne y sangre” era un modismo judío para referirse a la persona completa, Jesús podría haber estado llamando a la gente a consumirlo completamente creyendo plenamente en él. </w:t>
+      </w:r>
+    </w:p>
+    <w:p>
+      <w:pPr/>
+      <w:r>
+        <w:rPr>
+          <w:lang w:val="es_ES" w:bidi="es_ES"/>
+        </w:rPr>
+      </w:r>
+      <w:r>
+        <w:rPr>
+          <w:lang w:val="es_ES" w:bidi="es_ES"/>
+        </w:rPr>
+        <w:t>Desde la Reforma, han habido tres interpretaciones dominantes de las declaraciones de Jesús sobre el pan y el vino: (1) que el pan y el vino se transforman en el cuerpo y la sangre reales de Jesucristo (transubstanciación); (2) que Cristo está verdaderamente presente en el sacramento de una manera misteriosa pero real que está más allá de la comprensión humana (presencia real); (3) que el pan y el vino simbolizan el cuerpo y la sangre de Cristo, beneficiando al receptor a través del Espíritu por la fe (simbolismo).</w:t>
       </w:r>
       <w:r>
         <w:rPr>

--- a/spa/docx/43.content.docx
+++ b/spa/docx/43.content.docx
@@ -19,7 +19,7 @@
         <w:rPr>
           <w:lang w:val="es_ES" w:bidi="es_ES"/>
         </w:rPr>
-        <w:t>Resource: Tyndale Open Study Notes</w:t>
+        <w:t>Resource: Aquifer Open Study Notes</w:t>
       </w:r>
       <w:r>
         <w:rPr>
@@ -112,7 +112,7 @@
         <w:rPr>
           <w:lang w:val="es_ES" w:bidi="es_ES"/>
         </w:rPr>
-        <w:t>Tyndale Open Study Notes</w:t>
+        <w:t>Aquifer Open Study Notes</w:t>
       </w:r>
     </w:p>
     <w:p>
